--- a/docs/基于微信小程序的家庭膳食管理与菜谱推荐系统_课程设计报告_最终排版版.docx
+++ b/docs/基于微信小程序的家庭膳食管理与菜谱推荐系统_课程设计报告_最终排版版.docx
@@ -87,7 +87,6 @@
               <w:ind w:firstLine="0"/>
               <w:jc w:val="center"/>
             </w:pPr>
-            <w:proofErr w:type="spellStart"/>
             <w:r>
               <w:rPr>
                 <w:b/>
@@ -95,7 +94,6 @@
               </w:rPr>
               <w:t>课程名称</w:t>
             </w:r>
-            <w:proofErr w:type="spellEnd"/>
           </w:p>
         </w:tc>
         <w:tc>
@@ -431,10 +429,7 @@
         <w:ind w:firstLine="0"/>
       </w:pPr>
       <w:r>
-        <w:t xml:space="preserve">1.1 </w:t>
-      </w:r>
-      <w:r>
-        <w:t>项目背景与意义</w:t>
+        <w:t>1.1 项目背景与意义</w:t>
       </w:r>
     </w:p>
     <w:p>
@@ -488,13 +483,7 @@
         <w:rPr>
           <w:lang w:eastAsia="zh-CN"/>
         </w:rPr>
-        <w:t xml:space="preserve">1.2 </w:t>
-      </w:r>
-      <w:r>
-        <w:rPr>
-          <w:lang w:eastAsia="zh-CN"/>
-        </w:rPr>
-        <w:t>系统设计目标</w:t>
+        <w:t>1.2 系统设计目标</w:t>
       </w:r>
     </w:p>
     <w:p>
@@ -573,23 +562,7 @@
         <w:ind w:left="420" w:firstLine="0"/>
       </w:pPr>
       <w:r>
-        <w:t xml:space="preserve">6.  </w:t>
-      </w:r>
-      <w:proofErr w:type="spellStart"/>
-      <w:r>
-        <w:t>通过</w:t>
-      </w:r>
-      <w:proofErr w:type="spellEnd"/>
-      <w:r>
-        <w:t xml:space="preserve"> </w:t>
-      </w:r>
-      <w:proofErr w:type="spellStart"/>
-      <w:r>
-        <w:t>PK、FK、UNIQUE、CHECK、事务和应用层</w:t>
-      </w:r>
-      <w:proofErr w:type="spellEnd"/>
-      <w:r>
-        <w:t xml:space="preserve"> Family Boundary 共同保障实体完整性、参照完整性和用户定义完整性。</w:t>
+        <w:t>6.  通过 PK、FK、UNIQUE、CHECK、事务和应用层 Family Boundary 共同保障实体完整性、参照完整性和用户定义完整性。</w:t>
       </w:r>
     </w:p>
     <w:p>
@@ -612,13 +585,7 @@
         <w:rPr>
           <w:lang w:eastAsia="zh-CN"/>
         </w:rPr>
-        <w:t xml:space="preserve">1.3 </w:t>
-      </w:r>
-      <w:r>
-        <w:rPr>
-          <w:lang w:eastAsia="zh-CN"/>
-        </w:rPr>
-        <w:t>功能需求分析</w:t>
+        <w:t>1.3 功能需求分析</w:t>
       </w:r>
     </w:p>
     <w:p>
@@ -633,13 +600,7 @@
         <w:rPr>
           <w:lang w:eastAsia="zh-CN"/>
         </w:rPr>
-        <w:t xml:space="preserve">1.3.1 </w:t>
-      </w:r>
-      <w:r>
-        <w:rPr>
-          <w:lang w:eastAsia="zh-CN"/>
-        </w:rPr>
-        <w:t>用户与家庭管理</w:t>
+        <w:t>1.3.1 用户与家庭管理</w:t>
       </w:r>
     </w:p>
     <w:p>
@@ -652,21 +613,7 @@
         <w:rPr>
           <w:lang w:eastAsia="zh-CN"/>
         </w:rPr>
-        <w:t xml:space="preserve">系统采用用户—家庭成员—家庭的关系模型。微信身份对应 users，用户加入家庭后形成 </w:t>
-      </w:r>
-      <w:proofErr w:type="spellStart"/>
-      <w:r>
-        <w:rPr>
-          <w:lang w:eastAsia="zh-CN"/>
-        </w:rPr>
-        <w:t>family_members</w:t>
-      </w:r>
-      <w:proofErr w:type="spellEnd"/>
-      <w:r>
-        <w:rPr>
-          <w:lang w:eastAsia="zh-CN"/>
-        </w:rPr>
-        <w:t xml:space="preserve"> 关系，并具有 owner 或 member 角色以及 active 或 left 状态。当前版本约束同一用户在同一时刻最多属于一个有效家庭；没有有效家庭关系的用户仍可以登录并创建或加入家庭，但不能访问家庭业务数据。</w:t>
+        <w:t>系统采用用户—家庭成员—家庭的关系模型。微信身份对应 users，用户加入家庭后形成 family_members 关系，并具有 owner、admin 或 member 角色以及 active 或 left 状态。当前版本约束同一用户在同一时刻最多属于一个有效家庭；没有有效家庭关系的用户仍可以登录并创建或加入家庭，但不能访问家庭业务数据。</w:t>
       </w:r>
     </w:p>
     <w:p>
@@ -675,71 +622,14 @@
           <w:lang w:eastAsia="zh-CN"/>
         </w:rPr>
       </w:pPr>
-      <w:proofErr w:type="spellStart"/>
       <w:r>
-        <w:t>正式登录代码链路为</w:t>
-      </w:r>
-      <w:proofErr w:type="spellEnd"/>
-      <w:r>
-        <w:t xml:space="preserve"> </w:t>
-      </w:r>
-      <w:proofErr w:type="spellStart"/>
-      <w:r>
-        <w:t>wx.</w:t>
-      </w:r>
-      <w:proofErr w:type="gramStart"/>
-      <w:r>
-        <w:t>login</w:t>
-      </w:r>
-      <w:proofErr w:type="spellEnd"/>
-      <w:r>
-        <w:t>(</w:t>
-      </w:r>
-      <w:proofErr w:type="gramEnd"/>
-      <w:r>
-        <w:t xml:space="preserve">) → </w:t>
-      </w:r>
-      <w:proofErr w:type="spellStart"/>
-      <w:r>
-        <w:t>临时</w:t>
-      </w:r>
-      <w:proofErr w:type="spellEnd"/>
-      <w:r>
-        <w:t xml:space="preserve"> code → POST /api/auth/wechat-login → 后端换取 openid → 查找或创建 User → 签发 JWT → /auth/me。</w:t>
+        <w:t>正式登录代码链路为 wx.login() → 临时 code → POST /api/auth/wechat-login → 后端换取 openid → 查找或创建 User → 签发 JWT → /auth/me。</w:t>
       </w:r>
       <w:r>
         <w:rPr>
           <w:lang w:eastAsia="zh-CN"/>
         </w:rPr>
-        <w:t xml:space="preserve">生产域名、真实 </w:t>
-      </w:r>
-      <w:proofErr w:type="spellStart"/>
-      <w:r>
-        <w:rPr>
-          <w:lang w:eastAsia="zh-CN"/>
-        </w:rPr>
-        <w:t>AppID</w:t>
-      </w:r>
-      <w:proofErr w:type="spellEnd"/>
-      <w:r>
-        <w:rPr>
-          <w:lang w:eastAsia="zh-CN"/>
-        </w:rPr>
-        <w:t>/</w:t>
-      </w:r>
-      <w:proofErr w:type="spellStart"/>
-      <w:r>
-        <w:rPr>
-          <w:lang w:eastAsia="zh-CN"/>
-        </w:rPr>
-        <w:t>AppSecret</w:t>
-      </w:r>
-      <w:proofErr w:type="spellEnd"/>
-      <w:r>
-        <w:rPr>
-          <w:lang w:eastAsia="zh-CN"/>
-        </w:rPr>
-        <w:t xml:space="preserve"> 和真机部署属于后续环境联调，不改变当前数据库身份模型。</w:t>
+        <w:t>生产域名、真实 AppID/AppSecret 和真机部署属于后续环境联调，不改变当前数据库身份模型。</w:t>
       </w:r>
     </w:p>
     <w:p>
@@ -754,13 +644,7 @@
         <w:rPr>
           <w:lang w:eastAsia="zh-CN"/>
         </w:rPr>
-        <w:t xml:space="preserve">1.3.2 </w:t>
-      </w:r>
-      <w:r>
-        <w:rPr>
-          <w:lang w:eastAsia="zh-CN"/>
-        </w:rPr>
-        <w:t>菜谱与食材管理</w:t>
+        <w:t>1.3.2 菜谱与食材管理</w:t>
       </w:r>
     </w:p>
     <w:p>
@@ -773,42 +657,12 @@
         <w:rPr>
           <w:lang w:eastAsia="zh-CN"/>
         </w:rPr>
-        <w:t xml:space="preserve">家庭成员可以在所属家庭内创建、查询、编辑和软删除菜谱。菜谱包含名称、分类、描述、步骤、烹饪时间、难度、份数、封面地址等信息；菜谱与食材通过 </w:t>
-      </w:r>
-      <w:proofErr w:type="spellStart"/>
-      <w:r>
-        <w:rPr>
-          <w:lang w:eastAsia="zh-CN"/>
-        </w:rPr>
-        <w:t>recipe_ingredients</w:t>
-      </w:r>
-      <w:proofErr w:type="spellEnd"/>
-      <w:r>
-        <w:rPr>
-          <w:lang w:eastAsia="zh-CN"/>
-        </w:rPr>
-        <w:t xml:space="preserve"> 记录用量和备注。Recipe 创建和编辑采用事务，将主表、食材关系和当前标签关系作为一个业务单元处理，任一步失败则整体回滚。</w:t>
+        <w:t>家庭成员可以在所属家庭内创建、查询、编辑和软删除菜谱。菜谱包含名称、分类、描述、步骤、烹饪时间、难度、份数、封面地址等信息；菜谱与食材通过 recipe_ingredients 记录用量和备注。Recipe 创建和编辑采用事务，将主表、食材关系和当前标签关系作为一个业务单元处理，任一步失败则整体回滚。</w:t>
       </w:r>
     </w:p>
     <w:p>
       <w:r>
-        <w:t xml:space="preserve">Recipe </w:t>
-      </w:r>
-      <w:proofErr w:type="spellStart"/>
-      <w:r>
-        <w:t>删除采用</w:t>
-      </w:r>
-      <w:proofErr w:type="spellEnd"/>
-      <w:r>
-        <w:t xml:space="preserve"> status=deleted </w:t>
-      </w:r>
-      <w:proofErr w:type="spellStart"/>
-      <w:r>
-        <w:t>的软删除策略。已删除菜谱不能进入新的菜单和新的推荐，但历史</w:t>
-      </w:r>
-      <w:proofErr w:type="spellEnd"/>
-      <w:r>
-        <w:t xml:space="preserve"> MenuItem 仍可保留其 recipe_id 引用，以保证历史记录可追踪。</w:t>
+        <w:t>Recipe 删除采用 status=deleted 的软删除策略。已删除菜谱不能进入新的菜单和新的推荐，但历史 MenuItem 仍可保留其 recipe_id 引用，以保证历史记录可追踪。</w:t>
       </w:r>
     </w:p>
     <w:p>
@@ -818,10 +672,7 @@
       </w:pPr>
       <w:r>
         <w:lastRenderedPageBreak/>
-        <w:t xml:space="preserve">1.3.3 </w:t>
-      </w:r>
-      <w:r>
-        <w:t>标签管理</w:t>
+        <w:t>1.3.3 标签管理</w:t>
       </w:r>
     </w:p>
     <w:p>
@@ -837,35 +688,7 @@
         <w:rPr>
           <w:lang w:eastAsia="zh-CN"/>
         </w:rPr>
-        <w:t xml:space="preserve">Category </w:t>
-      </w:r>
-      <w:proofErr w:type="gramStart"/>
-      <w:r>
-        <w:rPr>
-          <w:lang w:eastAsia="zh-CN"/>
-        </w:rPr>
-        <w:t>回答“这道菜是什么类型”，</w:t>
-      </w:r>
-      <w:proofErr w:type="gramEnd"/>
-      <w:r>
-        <w:rPr>
-          <w:lang w:eastAsia="zh-CN"/>
-        </w:rPr>
-        <w:t xml:space="preserve">例如荤菜、素菜、汤、主食；Tag </w:t>
-      </w:r>
-      <w:proofErr w:type="gramStart"/>
-      <w:r>
-        <w:rPr>
-          <w:lang w:eastAsia="zh-CN"/>
-        </w:rPr>
-        <w:t>用于描述“这道菜有什么特殊之处”。</w:t>
-      </w:r>
-      <w:proofErr w:type="gramEnd"/>
-      <w:r>
-        <w:rPr>
-          <w:lang w:eastAsia="zh-CN"/>
-        </w:rPr>
-        <w:t>因此系统允许 Recipe 拥有 0 个标签，不要求对普通属性进行完整标注。</w:t>
+        <w:t>Category 回答“这道菜是什么类型”，例如荤菜、素菜、汤、主食；Tag 用于描述“这道菜有什么特殊之处”。因此系统允许 Recipe 拥有 0 个标签，不要求对普通属性进行完整标注。</w:t>
       </w:r>
     </w:p>
     <w:p>
@@ -891,35 +714,7 @@
         <w:rPr>
           <w:lang w:eastAsia="zh-CN"/>
         </w:rPr>
-        <w:t xml:space="preserve">当前产品界面不提供“停用”概念。Custom Tag 支持创建、改名和删除。删除时服务端先删除该标签对应的 </w:t>
-      </w:r>
-      <w:proofErr w:type="spellStart"/>
-      <w:r>
-        <w:rPr>
-          <w:lang w:eastAsia="zh-CN"/>
-        </w:rPr>
-        <w:t>recipe_tags</w:t>
-      </w:r>
-      <w:proofErr w:type="spellEnd"/>
-      <w:r>
-        <w:rPr>
-          <w:lang w:eastAsia="zh-CN"/>
-        </w:rPr>
-        <w:t xml:space="preserve"> 关系，再删除 </w:t>
-      </w:r>
-      <w:proofErr w:type="spellStart"/>
-      <w:r>
-        <w:rPr>
-          <w:lang w:eastAsia="zh-CN"/>
-        </w:rPr>
-        <w:t>tag_definitions</w:t>
-      </w:r>
-      <w:proofErr w:type="spellEnd"/>
-      <w:r>
-        <w:rPr>
-          <w:lang w:eastAsia="zh-CN"/>
-        </w:rPr>
-        <w:t xml:space="preserve"> 记录，使其从当前菜谱展示、菜谱编辑和新的推荐选择中消失；历史已经持久化的 Recommendation reason 文本不反向改写。Schema 中 status 字段仍保留，用于迁移兼容和未来扩展。</w:t>
+        <w:t>当前产品界面不提供“停用”概念。Custom Tag 支持创建、改名和删除。删除时服务端先删除该标签对应的 recipe_tags 关系，再删除 tag_definitions 记录，使其从当前菜谱展示、菜谱编辑和新的推荐选择中消失；历史已经持久化的 Recommendation reason 文本不反向改写。Schema 中 status 字段仍保留，用于迁移兼容和未来扩展。</w:t>
       </w:r>
     </w:p>
     <w:p>
@@ -941,13 +736,8 @@
         <w:ind w:firstLine="0"/>
       </w:pPr>
       <w:r>
-        <w:t xml:space="preserve">1.3.4 </w:t>
+        <w:t>1.3.4 菜单管理</w:t>
       </w:r>
-      <w:proofErr w:type="spellStart"/>
-      <w:r>
-        <w:t>菜单管理</w:t>
-      </w:r>
-      <w:proofErr w:type="spellEnd"/>
     </w:p>
     <w:p>
       <w:r>
@@ -960,10 +750,7 @@
         <w:ind w:firstLine="0"/>
       </w:pPr>
       <w:r>
-        <w:t xml:space="preserve">1.3.5 </w:t>
-      </w:r>
-      <w:r>
-        <w:t>忌口与扩展偏好</w:t>
+        <w:t>1.3.5 忌口与扩展偏好</w:t>
       </w:r>
     </w:p>
     <w:p>
@@ -989,13 +776,7 @@
         <w:rPr>
           <w:lang w:eastAsia="zh-CN"/>
         </w:rPr>
-        <w:t xml:space="preserve">1.3.6 </w:t>
-      </w:r>
-      <w:r>
-        <w:rPr>
-          <w:lang w:eastAsia="zh-CN"/>
-        </w:rPr>
-        <w:t>智能菜谱推荐</w:t>
+        <w:t>1.3.6 智能菜谱推荐</w:t>
       </w:r>
     </w:p>
     <w:p>
@@ -1025,29 +806,8 @@
       </w:r>
     </w:p>
     <w:p>
-      <w:proofErr w:type="spellStart"/>
       <w:r>
-        <w:t>为了降低固定结果重复，同时保证可复现性，系统在硬约束和质量排序之后，对高质量候选窗口采用基于</w:t>
-      </w:r>
-      <w:proofErr w:type="spellEnd"/>
-      <w:r>
-        <w:t xml:space="preserve"> </w:t>
-      </w:r>
-      <w:proofErr w:type="spellStart"/>
-      <w:r>
-        <w:t>RecommendationRun</w:t>
-      </w:r>
-      <w:proofErr w:type="spellEnd"/>
-      <w:r>
-        <w:t xml:space="preserve"> </w:t>
-      </w:r>
-      <w:proofErr w:type="spellStart"/>
-      <w:r>
-        <w:t>会话种子的受控探索。同一次</w:t>
-      </w:r>
-      <w:proofErr w:type="spellEnd"/>
-      <w:r>
-        <w:t xml:space="preserve"> Run 的候选顺序稳定；重新发起新的 Run 时允许在高质量范围内产生有限变化，不使用 Math.random() 式完全随机推荐。</w:t>
+        <w:t>为了降低固定结果重复，同时保证可复现性，系统在硬约束和质量排序之后，对高质量候选窗口采用基于 RecommendationRun 会话种子的受控探索。同一次 Run 的候选顺序稳定；重新发起新的 Run 时允许在高质量范围内产生有限变化，不使用 Math.random() 式完全随机推荐。</w:t>
       </w:r>
     </w:p>
     <w:p>
@@ -1062,13 +822,7 @@
         <w:rPr>
           <w:lang w:eastAsia="zh-CN"/>
         </w:rPr>
-        <w:t xml:space="preserve">1.3.7 </w:t>
-      </w:r>
-      <w:r>
-        <w:rPr>
-          <w:lang w:eastAsia="zh-CN"/>
-        </w:rPr>
-        <w:t>用餐反馈与统计</w:t>
+        <w:t>1.3.7 用餐反馈与统计</w:t>
       </w:r>
     </w:p>
     <w:p>
@@ -1081,35 +835,7 @@
         <w:rPr>
           <w:lang w:eastAsia="zh-CN"/>
         </w:rPr>
-        <w:t xml:space="preserve">有效家庭成员可以对 </w:t>
-      </w:r>
-      <w:proofErr w:type="spellStart"/>
-      <w:r>
-        <w:rPr>
-          <w:lang w:eastAsia="zh-CN"/>
-        </w:rPr>
-        <w:t>MenuItem</w:t>
-      </w:r>
-      <w:proofErr w:type="spellEnd"/>
-      <w:r>
-        <w:rPr>
-          <w:lang w:eastAsia="zh-CN"/>
-        </w:rPr>
-        <w:t xml:space="preserve"> 进行 1～5 分评分并保存可选短评。同一成员对同一 </w:t>
-      </w:r>
-      <w:proofErr w:type="spellStart"/>
-      <w:r>
-        <w:rPr>
-          <w:lang w:eastAsia="zh-CN"/>
-        </w:rPr>
-        <w:t>MenuItem</w:t>
-      </w:r>
-      <w:proofErr w:type="spellEnd"/>
-      <w:r>
-        <w:rPr>
-          <w:lang w:eastAsia="zh-CN"/>
-        </w:rPr>
-        <w:t xml:space="preserve"> 最多一条 Feedback。系统可以通过 JOIN、LEFT JOIN、COUNT、AVG、GROUP BY 等操作统计菜单数量、菜单项数量、菜谱使用次数和平均评分，使数据库输出具有实际价值的家庭用餐概览。</w:t>
+        <w:t>有效家庭成员可以对 MenuItem 进行 1～5 分评分并保存可选短评。同一成员对同一 MenuItem 最多一条 Feedback。系统可以通过 JOIN、LEFT JOIN、COUNT、AVG、GROUP BY 等操作统计菜单数量、菜单项数量、菜谱使用次数和平均评分，使数据库输出具有实际价值的家庭用餐概览。</w:t>
       </w:r>
     </w:p>
     <w:p>
@@ -1125,13 +851,7 @@
           <w:lang w:eastAsia="zh-CN"/>
         </w:rPr>
         <w:lastRenderedPageBreak/>
-        <w:t xml:space="preserve">1.4 </w:t>
-      </w:r>
-      <w:r>
-        <w:rPr>
-          <w:lang w:eastAsia="zh-CN"/>
-        </w:rPr>
-        <w:t>系统功能模块</w:t>
+        <w:t>1.4 系统功能模块</w:t>
       </w:r>
     </w:p>
     <w:p>
@@ -1222,13 +942,7 @@
         <w:rPr>
           <w:lang w:eastAsia="zh-CN"/>
         </w:rPr>
-        <w:t xml:space="preserve">1.5 </w:t>
-      </w:r>
-      <w:r>
-        <w:rPr>
-          <w:lang w:eastAsia="zh-CN"/>
-        </w:rPr>
-        <w:t>非功能需求</w:t>
+        <w:t>1.5 非功能需求</w:t>
       </w:r>
     </w:p>
     <w:p>
@@ -1250,31 +964,7 @@
         <w:ind w:left="420" w:firstLine="0"/>
       </w:pPr>
       <w:r>
-        <w:t xml:space="preserve">2.  </w:t>
-      </w:r>
-      <w:proofErr w:type="spellStart"/>
-      <w:r>
-        <w:t>数据完整性：Recipe</w:t>
-      </w:r>
-      <w:proofErr w:type="spellEnd"/>
-      <w:r>
-        <w:t xml:space="preserve"> </w:t>
-      </w:r>
-      <w:proofErr w:type="spellStart"/>
-      <w:r>
-        <w:t>复合写入、Tag</w:t>
-      </w:r>
-      <w:proofErr w:type="spellEnd"/>
-      <w:r>
-        <w:t xml:space="preserve"> </w:t>
-      </w:r>
-      <w:proofErr w:type="spellStart"/>
-      <w:r>
-        <w:t>删除和</w:t>
-      </w:r>
-      <w:proofErr w:type="spellEnd"/>
-      <w:r>
-        <w:t xml:space="preserve"> Recommendation Apply 使用事务；数据库 UNIQUE/FK/CHECK 作为并发与脏数据的最终防线。</w:t>
+        <w:t>2.  数据完整性：Recipe 复合写入、Tag 删除和 Recommendation Apply 使用事务；数据库 UNIQUE/FK/CHECK 作为并发与脏数据的最终防线。</w:t>
       </w:r>
     </w:p>
     <w:p>
@@ -1322,13 +1012,8 @@
       </w:pPr>
       <w:r>
         <w:lastRenderedPageBreak/>
-        <w:t xml:space="preserve">1.6 </w:t>
+        <w:t>1.6 用户角色与业务边界</w:t>
       </w:r>
-      <w:proofErr w:type="spellStart"/>
-      <w:r>
-        <w:t>用户角色与业务边界</w:t>
-      </w:r>
-      <w:proofErr w:type="spellEnd"/>
     </w:p>
     <w:tbl>
       <w:tblPr>
@@ -1451,19 +1136,11 @@
               <w:spacing w:line="264" w:lineRule="auto"/>
               <w:ind w:firstLine="0"/>
             </w:pPr>
-            <w:proofErr w:type="spellStart"/>
             <w:r>
               <w:rPr>
                 <w:sz w:val="20"/>
               </w:rPr>
-              <w:t>已登录但无</w:t>
-            </w:r>
-            <w:proofErr w:type="spellEnd"/>
-            <w:r>
-              <w:rPr>
-                <w:sz w:val="20"/>
-              </w:rPr>
-              <w:t xml:space="preserve"> active Family</w:t>
+              <w:t>已登录但无 active Family</w:t>
             </w:r>
           </w:p>
         </w:tc>
@@ -1551,19 +1228,11 @@
               <w:spacing w:line="264" w:lineRule="auto"/>
               <w:ind w:firstLine="0"/>
             </w:pPr>
-            <w:proofErr w:type="spellStart"/>
             <w:r>
               <w:rPr>
                 <w:sz w:val="20"/>
               </w:rPr>
-              <w:t>普通</w:t>
-            </w:r>
-            <w:proofErr w:type="spellEnd"/>
-            <w:r>
-              <w:rPr>
-                <w:sz w:val="20"/>
-              </w:rPr>
-              <w:t xml:space="preserve"> active Member</w:t>
+              <w:t>普通 active Member</w:t>
             </w:r>
           </w:p>
         </w:tc>
@@ -1645,21 +1314,8 @@
       </w:pPr>
     </w:p>
     <w:p>
-      <w:proofErr w:type="spellStart"/>
       <w:r>
-        <w:t>Recipe、Menu、RecommendationRun、Tag</w:t>
-      </w:r>
-      <w:proofErr w:type="spellEnd"/>
-      <w:r>
-        <w:t xml:space="preserve"> </w:t>
-      </w:r>
-      <w:proofErr w:type="spellStart"/>
-      <w:r>
-        <w:t>等业务对象的访问必须与当前</w:t>
-      </w:r>
-      <w:proofErr w:type="spellEnd"/>
-      <w:r>
-        <w:t xml:space="preserve"> active Family 一致。数据库外键负责实体间引用合法性，应用层负责跨表 Family 一致性、角色和 active 状态等更高层业务授权。</w:t>
+        <w:t>Recipe、Menu、RecommendationRun、Tag 等业务对象的访问必须与当前 active Family 一致。数据库外键负责实体间引用合法性，应用层负责跨表 Family 一致性、角色和 active 状态等更高层业务授权。</w:t>
       </w:r>
     </w:p>
     <w:p>
@@ -1668,10 +1324,7 @@
         <w:ind w:firstLine="0"/>
       </w:pPr>
       <w:r>
-        <w:t xml:space="preserve">1.7 </w:t>
-      </w:r>
-      <w:r>
-        <w:t>数据处理需求</w:t>
+        <w:t>1.7 数据处理需求</w:t>
       </w:r>
     </w:p>
     <w:p>
@@ -1745,29 +1398,8 @@
         <w:pStyle w:val="a0"/>
         <w:ind w:left="420" w:firstLine="0"/>
       </w:pPr>
-      <w:proofErr w:type="spellStart"/>
       <w:r>
-        <w:t>通过事务与唯一约束处理</w:t>
-      </w:r>
-      <w:proofErr w:type="spellEnd"/>
-      <w:r>
-        <w:t xml:space="preserve"> Recipe </w:t>
-      </w:r>
-      <w:proofErr w:type="spellStart"/>
-      <w:r>
-        <w:t>复合写入、Tag</w:t>
-      </w:r>
-      <w:proofErr w:type="spellEnd"/>
-      <w:r>
-        <w:t xml:space="preserve"> </w:t>
-      </w:r>
-      <w:proofErr w:type="spellStart"/>
-      <w:r>
-        <w:t>删除、Candidate</w:t>
-      </w:r>
-      <w:proofErr w:type="spellEnd"/>
-      <w:r>
-        <w:t xml:space="preserve"> Apply、Menu 创建及重复关系写入。</w:t>
+        <w:t>通过事务与唯一约束处理 Recipe 复合写入、Tag 删除、Candidate Apply、Menu 创建及重复关系写入。</w:t>
       </w:r>
     </w:p>
     <w:p>
@@ -1789,10 +1421,7 @@
         <w:ind w:firstLine="0"/>
       </w:pPr>
       <w:r>
-        <w:t xml:space="preserve">2.1 </w:t>
-      </w:r>
-      <w:r>
-        <w:t>实体识别</w:t>
+        <w:t>2.1 实体识别</w:t>
       </w:r>
     </w:p>
     <w:tbl>
@@ -1958,14 +1587,12 @@
               <w:spacing w:line="264" w:lineRule="auto"/>
               <w:ind w:firstLine="0"/>
             </w:pPr>
-            <w:proofErr w:type="spellStart"/>
             <w:r>
               <w:rPr>
                 <w:sz w:val="19"/>
               </w:rPr>
               <w:t>FamilyMember</w:t>
             </w:r>
-            <w:proofErr w:type="spellEnd"/>
           </w:p>
         </w:tc>
         <w:tc>
@@ -2048,14 +1675,12 @@
               <w:spacing w:line="264" w:lineRule="auto"/>
               <w:ind w:firstLine="0"/>
             </w:pPr>
-            <w:proofErr w:type="spellStart"/>
             <w:r>
               <w:rPr>
                 <w:sz w:val="19"/>
               </w:rPr>
               <w:t>IngredientSeason</w:t>
             </w:r>
-            <w:proofErr w:type="spellEnd"/>
           </w:p>
         </w:tc>
         <w:tc>
@@ -2226,14 +1851,12 @@
               <w:spacing w:line="264" w:lineRule="auto"/>
               <w:ind w:firstLine="0"/>
             </w:pPr>
-            <w:proofErr w:type="spellStart"/>
             <w:r>
               <w:rPr>
                 <w:sz w:val="19"/>
               </w:rPr>
               <w:t>RecipeTag</w:t>
             </w:r>
-            <w:proofErr w:type="spellEnd"/>
           </w:p>
         </w:tc>
         <w:tc>
@@ -2316,14 +1939,12 @@
               <w:spacing w:line="264" w:lineRule="auto"/>
               <w:ind w:firstLine="0"/>
             </w:pPr>
-            <w:proofErr w:type="spellStart"/>
             <w:r>
               <w:rPr>
                 <w:sz w:val="19"/>
               </w:rPr>
               <w:t>MemberCategoryPreference</w:t>
             </w:r>
-            <w:proofErr w:type="spellEnd"/>
           </w:p>
         </w:tc>
         <w:tc>
@@ -2364,14 +1985,12 @@
               <w:spacing w:line="264" w:lineRule="auto"/>
               <w:ind w:firstLine="0"/>
             </w:pPr>
-            <w:proofErr w:type="spellStart"/>
             <w:r>
               <w:rPr>
                 <w:sz w:val="19"/>
               </w:rPr>
               <w:t>MemberIngredientRestriction</w:t>
             </w:r>
-            <w:proofErr w:type="spellEnd"/>
           </w:p>
         </w:tc>
         <w:tc>
@@ -2454,14 +2073,12 @@
               <w:spacing w:line="264" w:lineRule="auto"/>
               <w:ind w:firstLine="0"/>
             </w:pPr>
-            <w:proofErr w:type="spellStart"/>
             <w:r>
               <w:rPr>
                 <w:sz w:val="19"/>
               </w:rPr>
               <w:t>MenuItem</w:t>
             </w:r>
-            <w:proofErr w:type="spellEnd"/>
           </w:p>
         </w:tc>
         <w:tc>
@@ -2544,14 +2161,12 @@
               <w:spacing w:line="264" w:lineRule="auto"/>
               <w:ind w:firstLine="0"/>
             </w:pPr>
-            <w:proofErr w:type="spellStart"/>
             <w:r>
               <w:rPr>
                 <w:sz w:val="19"/>
               </w:rPr>
               <w:t>RecommendationCandidate</w:t>
             </w:r>
-            <w:proofErr w:type="spellEnd"/>
           </w:p>
         </w:tc>
         <w:tc>
@@ -2707,10 +2322,7 @@
         <w:ind w:firstLine="0"/>
       </w:pPr>
       <w:r>
-        <w:t xml:space="preserve">2.2 </w:t>
-      </w:r>
-      <w:r>
-        <w:t>实体之间的联系与基数</w:t>
+        <w:t>2.2 实体之间的联系与基数</w:t>
       </w:r>
     </w:p>
     <w:tbl>
@@ -3098,21 +2710,7 @@
               <w:rPr>
                 <w:sz w:val="18"/>
               </w:rPr>
-              <w:t xml:space="preserve">Custom Tag 属于一个 Family；System Tag 的 </w:t>
-            </w:r>
-            <w:proofErr w:type="spellStart"/>
-            <w:r>
-              <w:rPr>
-                <w:sz w:val="18"/>
-              </w:rPr>
-              <w:t>family_id</w:t>
-            </w:r>
-            <w:proofErr w:type="spellEnd"/>
-            <w:r>
-              <w:rPr>
-                <w:sz w:val="18"/>
-              </w:rPr>
-              <w:t xml:space="preserve"> 为 NULL。</w:t>
+              <w:t>Custom Tag 属于一个 Family；System Tag 的 family_id 为 NULL。</w:t>
             </w:r>
           </w:p>
         </w:tc>
@@ -3168,47 +2766,11 @@
               <w:spacing w:line="264" w:lineRule="auto"/>
               <w:ind w:firstLine="0"/>
             </w:pPr>
-            <w:proofErr w:type="spellStart"/>
             <w:r>
               <w:rPr>
                 <w:sz w:val="18"/>
               </w:rPr>
-              <w:t>通过</w:t>
-            </w:r>
-            <w:proofErr w:type="spellEnd"/>
-            <w:r>
-              <w:rPr>
-                <w:sz w:val="18"/>
-              </w:rPr>
-              <w:t xml:space="preserve"> </w:t>
-            </w:r>
-            <w:proofErr w:type="spellStart"/>
-            <w:r>
-              <w:rPr>
-                <w:sz w:val="18"/>
-              </w:rPr>
-              <w:t>RecipeTag</w:t>
-            </w:r>
-            <w:proofErr w:type="spellEnd"/>
-            <w:r>
-              <w:rPr>
-                <w:sz w:val="18"/>
-              </w:rPr>
-              <w:t xml:space="preserve"> </w:t>
-            </w:r>
-            <w:proofErr w:type="spellStart"/>
-            <w:r>
-              <w:rPr>
-                <w:sz w:val="18"/>
-              </w:rPr>
-              <w:t>连接</w:t>
-            </w:r>
-            <w:proofErr w:type="spellEnd"/>
-            <w:r>
-              <w:rPr>
-                <w:sz w:val="18"/>
-              </w:rPr>
-              <w:t>。</w:t>
+              <w:t>通过 RecipeTag 连接。</w:t>
             </w:r>
           </w:p>
         </w:tc>
@@ -3264,47 +2826,11 @@
               <w:spacing w:line="264" w:lineRule="auto"/>
               <w:ind w:firstLine="0"/>
             </w:pPr>
-            <w:proofErr w:type="spellStart"/>
             <w:r>
               <w:rPr>
                 <w:sz w:val="18"/>
               </w:rPr>
-              <w:t>通过</w:t>
-            </w:r>
-            <w:proofErr w:type="spellEnd"/>
-            <w:r>
-              <w:rPr>
-                <w:sz w:val="18"/>
-              </w:rPr>
-              <w:t xml:space="preserve"> </w:t>
-            </w:r>
-            <w:proofErr w:type="spellStart"/>
-            <w:r>
-              <w:rPr>
-                <w:sz w:val="18"/>
-              </w:rPr>
-              <w:t>MemberIngredientRestriction</w:t>
-            </w:r>
-            <w:proofErr w:type="spellEnd"/>
-            <w:r>
-              <w:rPr>
-                <w:sz w:val="18"/>
-              </w:rPr>
-              <w:t xml:space="preserve"> </w:t>
-            </w:r>
-            <w:proofErr w:type="spellStart"/>
-            <w:r>
-              <w:rPr>
-                <w:sz w:val="18"/>
-              </w:rPr>
-              <w:t>表达忌口</w:t>
-            </w:r>
-            <w:proofErr w:type="spellEnd"/>
-            <w:r>
-              <w:rPr>
-                <w:sz w:val="18"/>
-              </w:rPr>
-              <w:t>。</w:t>
+              <w:t>通过 MemberIngredientRestriction 表达忌口。</w:t>
             </w:r>
           </w:p>
         </w:tc>
@@ -3360,33 +2886,11 @@
               <w:spacing w:line="264" w:lineRule="auto"/>
               <w:ind w:firstLine="0"/>
             </w:pPr>
-            <w:proofErr w:type="spellStart"/>
             <w:r>
               <w:rPr>
                 <w:sz w:val="18"/>
               </w:rPr>
-              <w:t>每个成员对每个</w:t>
-            </w:r>
-            <w:proofErr w:type="spellEnd"/>
-            <w:r>
-              <w:rPr>
-                <w:sz w:val="18"/>
-              </w:rPr>
-              <w:t xml:space="preserve"> Category </w:t>
-            </w:r>
-            <w:proofErr w:type="spellStart"/>
-            <w:r>
-              <w:rPr>
-                <w:sz w:val="18"/>
-              </w:rPr>
-              <w:t>最多一条</w:t>
-            </w:r>
-            <w:proofErr w:type="spellEnd"/>
-            <w:r>
-              <w:rPr>
-                <w:sz w:val="18"/>
-              </w:rPr>
-              <w:t>。</w:t>
+              <w:t>每个成员对每个 Category 最多一条。</w:t>
             </w:r>
           </w:p>
         </w:tc>
@@ -3510,49 +3014,7 @@
               <w:rPr>
                 <w:sz w:val="18"/>
               </w:rPr>
-              <w:t xml:space="preserve">通过 </w:t>
-            </w:r>
-            <w:proofErr w:type="spellStart"/>
-            <w:r>
-              <w:rPr>
-                <w:sz w:val="18"/>
-              </w:rPr>
-              <w:t>MenuItem</w:t>
-            </w:r>
-            <w:proofErr w:type="spellEnd"/>
-            <w:r>
-              <w:rPr>
-                <w:sz w:val="18"/>
-              </w:rPr>
-              <w:t xml:space="preserve"> </w:t>
-            </w:r>
-            <w:proofErr w:type="spellStart"/>
-            <w:r>
-              <w:rPr>
-                <w:sz w:val="18"/>
-              </w:rPr>
-              <w:t>连接，同一</w:t>
-            </w:r>
-            <w:proofErr w:type="spellEnd"/>
-            <w:r>
-              <w:rPr>
-                <w:sz w:val="18"/>
-              </w:rPr>
-              <w:t xml:space="preserve"> Menu/Recipe </w:t>
-            </w:r>
-            <w:proofErr w:type="spellStart"/>
-            <w:r>
-              <w:rPr>
-                <w:sz w:val="18"/>
-              </w:rPr>
-              <w:t>唯一</w:t>
-            </w:r>
-            <w:proofErr w:type="spellEnd"/>
-            <w:r>
-              <w:rPr>
-                <w:sz w:val="18"/>
-              </w:rPr>
-              <w:t>。</w:t>
+              <w:t>通过 MenuItem 连接，同一 Menu/Recipe 唯一。</w:t>
             </w:r>
           </w:p>
         </w:tc>
@@ -3637,19 +3099,11 @@
               <w:spacing w:line="264" w:lineRule="auto"/>
               <w:ind w:firstLine="0"/>
             </w:pPr>
-            <w:proofErr w:type="spellStart"/>
             <w:r>
               <w:rPr>
                 <w:sz w:val="18"/>
               </w:rPr>
-              <w:t>RecommendationRun</w:t>
-            </w:r>
-            <w:proofErr w:type="spellEnd"/>
-            <w:r>
-              <w:rPr>
-                <w:sz w:val="18"/>
-              </w:rPr>
-              <w:t>—Candidate</w:t>
+              <w:t>RecommendationRun—Candidate</w:t>
             </w:r>
           </w:p>
         </w:tc>
@@ -3818,10 +3272,7 @@
         <w:ind w:firstLine="0"/>
       </w:pPr>
       <w:r>
-        <w:t xml:space="preserve">2.3 E-R </w:t>
-      </w:r>
-      <w:r>
-        <w:t>模型说明</w:t>
+        <w:t>2.3 E-R 模型说明</w:t>
       </w:r>
     </w:p>
     <w:p>
@@ -3841,49 +3292,13 @@
         </w:rPr>
       </w:pPr>
       <w:r>
-        <w:t xml:space="preserve">RecommendationItem 与 RecipeTagLegacy 属于兼容/历史结构：前者保留旧推荐路径，后者保存 Tag V1 </w:t>
-      </w:r>
-      <w:proofErr w:type="spellStart"/>
-      <w:r>
-        <w:t>升级前的旧标签元数据</w:t>
-      </w:r>
-      <w:proofErr w:type="spellEnd"/>
-      <w:r>
-        <w:t>。</w:t>
+        <w:t>RecommendationItem 与 RecipeTagLegacy 属于兼容/历史结构：前者保留旧推荐路径，后者保存 Tag V1 升级前的旧标签元数据。</w:t>
       </w:r>
       <w:r>
         <w:rPr>
           <w:lang w:eastAsia="zh-CN"/>
         </w:rPr>
-        <w:t>为了让核心 E-R 图清晰，</w:t>
-      </w:r>
-      <w:proofErr w:type="gramStart"/>
-      <w:r>
-        <w:rPr>
-          <w:lang w:eastAsia="zh-CN"/>
-        </w:rPr>
-        <w:t>归档表可以在图中以“</w:t>
-      </w:r>
-      <w:proofErr w:type="gramEnd"/>
-      <w:r>
-        <w:rPr>
-          <w:lang w:eastAsia="zh-CN"/>
-        </w:rPr>
-        <w:t>Legacy/</w:t>
-      </w:r>
-      <w:proofErr w:type="gramStart"/>
-      <w:r>
-        <w:rPr>
-          <w:lang w:eastAsia="zh-CN"/>
-        </w:rPr>
-        <w:t>Archive”弱化显示</w:t>
-      </w:r>
-      <w:proofErr w:type="gramEnd"/>
-      <w:r>
-        <w:rPr>
-          <w:lang w:eastAsia="zh-CN"/>
-        </w:rPr>
-        <w:t>，但逻辑结构设计中仍需逐表说明。</w:t>
+        <w:t>为了让核心 E-R 图清晰，归档表可以在图中以“Legacy/Archive”弱化显示，但逻辑结构设计中仍需逐表说明。</w:t>
       </w:r>
     </w:p>
     <w:tbl>
@@ -3973,13 +3388,8 @@
         <w:ind w:firstLine="0"/>
       </w:pPr>
       <w:r>
-        <w:t xml:space="preserve">3.1 </w:t>
+        <w:t>3.1 数据库总体说明</w:t>
       </w:r>
-      <w:proofErr w:type="spellStart"/>
-      <w:r>
-        <w:t>数据库总体说明</w:t>
-      </w:r>
-      <w:proofErr w:type="spellEnd"/>
     </w:p>
     <w:p>
       <w:r>
@@ -4003,13 +3413,7 @@
         <w:rPr>
           <w:lang w:eastAsia="zh-CN"/>
         </w:rPr>
-        <w:t xml:space="preserve">3.2 </w:t>
-      </w:r>
-      <w:r>
-        <w:rPr>
-          <w:lang w:eastAsia="zh-CN"/>
-        </w:rPr>
-        <w:t>用户、家庭与成员关系</w:t>
+        <w:t>3.2 用户、家庭与成员关系</w:t>
       </w:r>
     </w:p>
     <w:p>
@@ -4024,13 +3428,7 @@
         <w:rPr>
           <w:lang w:eastAsia="zh-CN"/>
         </w:rPr>
-        <w:t>用户表</w:t>
-      </w:r>
-      <w:r>
-        <w:rPr>
-          <w:lang w:eastAsia="zh-CN"/>
-        </w:rPr>
-        <w:t xml:space="preserve"> users</w:t>
+        <w:t>用户表 users</w:t>
       </w:r>
     </w:p>
     <w:tbl>
@@ -4063,7 +3461,6 @@
               <w:ind w:firstLine="0"/>
               <w:jc w:val="center"/>
             </w:pPr>
-            <w:proofErr w:type="spellStart"/>
             <w:r>
               <w:rPr>
                 <w:rFonts w:ascii="Noto Sans CJK SC" w:eastAsia="Noto Sans CJK SC" w:hAnsi="Noto Sans CJK SC"/>
@@ -4072,7 +3469,6 @@
               </w:rPr>
               <w:t>字段</w:t>
             </w:r>
-            <w:proofErr w:type="spellEnd"/>
           </w:p>
         </w:tc>
         <w:tc>
@@ -4620,10 +4016,7 @@
         <w:ind w:firstLine="0"/>
       </w:pPr>
       <w:r>
-        <w:t>家庭表</w:t>
-      </w:r>
-      <w:r>
-        <w:t xml:space="preserve"> families</w:t>
+        <w:t>家庭表 families</w:t>
       </w:r>
     </w:p>
     <w:tbl>
@@ -5212,10 +4605,7 @@
         <w:ind w:firstLine="0"/>
       </w:pPr>
       <w:r>
-        <w:t>家庭成员表</w:t>
-      </w:r>
-      <w:r>
-        <w:t xml:space="preserve"> family_members</w:t>
+        <w:t>家庭成员表 family_members</w:t>
       </w:r>
     </w:p>
     <w:tbl>
@@ -5593,7 +4983,7 @@
               <w:rPr>
                 <w:sz w:val="17"/>
               </w:rPr>
-              <w:t>ENUM('owner', 'member')</w:t>
+              <w:t>ENUM('owner', 'admin', 'member')</w:t>
             </w:r>
           </w:p>
         </w:tc>
@@ -5881,10 +5271,7 @@
         <w:ind w:firstLine="0"/>
       </w:pPr>
       <w:r>
-        <w:t xml:space="preserve">3.3 </w:t>
-      </w:r>
-      <w:r>
-        <w:t>基础食材与季节</w:t>
+        <w:t>3.3 基础食材与季节</w:t>
       </w:r>
     </w:p>
     <w:p>
@@ -5893,10 +5280,7 @@
         <w:ind w:firstLine="0"/>
       </w:pPr>
       <w:r>
-        <w:t>食材表</w:t>
-      </w:r>
-      <w:r>
-        <w:t xml:space="preserve"> ingredients</w:t>
+        <w:t>食材表 ingredients</w:t>
       </w:r>
     </w:p>
     <w:tbl>
@@ -6562,10 +5946,7 @@
         <w:ind w:firstLine="0"/>
       </w:pPr>
       <w:r>
-        <w:t>食材季节表</w:t>
-      </w:r>
-      <w:r>
-        <w:t xml:space="preserve"> ingredient_seasons</w:t>
+        <w:t>食材季节表 ingredient_seasons</w:t>
       </w:r>
     </w:p>
     <w:tbl>
@@ -6842,10 +6223,7 @@
         <w:ind w:firstLine="0"/>
       </w:pPr>
       <w:r>
-        <w:t xml:space="preserve">3.4 </w:t>
-      </w:r>
-      <w:r>
-        <w:t>菜谱、食材与标签</w:t>
+        <w:t>3.4 菜谱、食材与标签</w:t>
       </w:r>
     </w:p>
     <w:p>
@@ -6854,10 +6232,7 @@
         <w:ind w:firstLine="0"/>
       </w:pPr>
       <w:r>
-        <w:t>菜谱表</w:t>
-      </w:r>
-      <w:r>
-        <w:t xml:space="preserve"> recipes</w:t>
+        <w:t>菜谱表 recipes</w:t>
       </w:r>
     </w:p>
     <w:tbl>
@@ -8069,10 +7444,7 @@
         <w:ind w:firstLine="0"/>
       </w:pPr>
       <w:r>
-        <w:t>菜谱食材关系表</w:t>
-      </w:r>
-      <w:r>
-        <w:t xml:space="preserve"> recipe_ingredients</w:t>
+        <w:t>菜谱食材关系表 recipe_ingredients</w:t>
       </w:r>
     </w:p>
     <w:tbl>
@@ -8505,10 +7877,7 @@
         <w:ind w:firstLine="0"/>
       </w:pPr>
       <w:r>
-        <w:t>标签定义表</w:t>
-      </w:r>
-      <w:r>
-        <w:t xml:space="preserve"> tag_definitions</w:t>
+        <w:t>标签定义表 tag_definitions</w:t>
       </w:r>
     </w:p>
     <w:tbl>
@@ -9188,14 +8557,12 @@
               <w:spacing w:line="264" w:lineRule="auto"/>
               <w:ind w:firstLine="0"/>
             </w:pPr>
-            <w:proofErr w:type="spellStart"/>
             <w:r>
               <w:rPr>
                 <w:sz w:val="17"/>
               </w:rPr>
               <w:t>created_by_member_id</w:t>
             </w:r>
-            <w:proofErr w:type="spellEnd"/>
           </w:p>
         </w:tc>
         <w:tc>
@@ -9427,10 +8794,7 @@
         <w:ind w:firstLine="0"/>
       </w:pPr>
       <w:r>
-        <w:t>旧标签归档表</w:t>
-      </w:r>
-      <w:r>
-        <w:t xml:space="preserve"> recipe_tags_legacy</w:t>
+        <w:t>旧标签归档表 recipe_tags_legacy</w:t>
       </w:r>
     </w:p>
     <w:tbl>
@@ -9868,10 +9232,7 @@
         <w:ind w:firstLine="0"/>
       </w:pPr>
       <w:r>
-        <w:t>菜谱标签关系表</w:t>
-      </w:r>
-      <w:r>
-        <w:t xml:space="preserve"> recipe_tags</w:t>
+        <w:t>菜谱标签关系表 recipe_tags</w:t>
       </w:r>
     </w:p>
     <w:tbl>
@@ -10147,10 +9508,7 @@
         <w:ind w:firstLine="0"/>
       </w:pPr>
       <w:r>
-        <w:t xml:space="preserve">3.5 </w:t>
-      </w:r>
-      <w:r>
-        <w:t>成员偏好与饮食限制</w:t>
+        <w:t>3.5 成员偏好与饮食限制</w:t>
       </w:r>
     </w:p>
     <w:p>
@@ -10159,10 +9517,7 @@
         <w:ind w:firstLine="0"/>
       </w:pPr>
       <w:r>
-        <w:t>成员分类偏好表</w:t>
-      </w:r>
-      <w:r>
-        <w:t xml:space="preserve"> member_category_preferences</w:t>
+        <w:t>成员分类偏好表 member_category_preferences</w:t>
       </w:r>
     </w:p>
     <w:tbl>
@@ -10516,10 +9871,7 @@
         <w:ind w:firstLine="0"/>
       </w:pPr>
       <w:r>
-        <w:t>成员食材限制表</w:t>
-      </w:r>
-      <w:r>
-        <w:t xml:space="preserve"> member_ingredient_restrictions</w:t>
+        <w:t>成员食材限制表 member_ingredient_restrictions</w:t>
       </w:r>
     </w:p>
     <w:tbl>
@@ -10874,10 +10226,7 @@
       </w:pPr>
       <w:r>
         <w:lastRenderedPageBreak/>
-        <w:t xml:space="preserve">3.6 </w:t>
-      </w:r>
-      <w:r>
-        <w:t>推荐运行与候选结果</w:t>
+        <w:t>3.6 推荐运行与候选结果</w:t>
       </w:r>
     </w:p>
     <w:p>
@@ -10886,10 +10235,7 @@
         <w:ind w:firstLine="0"/>
       </w:pPr>
       <w:r>
-        <w:t>推荐运行表</w:t>
-      </w:r>
-      <w:r>
-        <w:t xml:space="preserve"> recommendation_runs</w:t>
+        <w:t>推荐运行表 recommendation_runs</w:t>
       </w:r>
     </w:p>
     <w:tbl>
@@ -11873,14 +11219,12 @@
               <w:spacing w:line="264" w:lineRule="auto"/>
               <w:ind w:firstLine="0"/>
             </w:pPr>
-            <w:proofErr w:type="spellStart"/>
             <w:r>
               <w:rPr>
                 <w:sz w:val="17"/>
               </w:rPr>
               <w:t>score_breakdown</w:t>
             </w:r>
-            <w:proofErr w:type="spellEnd"/>
           </w:p>
         </w:tc>
         <w:tc>
@@ -12035,14 +11379,12 @@
               <w:spacing w:line="264" w:lineRule="auto"/>
               <w:ind w:firstLine="0"/>
             </w:pPr>
-            <w:proofErr w:type="spellStart"/>
             <w:r>
               <w:rPr>
                 <w:sz w:val="17"/>
               </w:rPr>
               <w:t>session_preferences</w:t>
             </w:r>
-            <w:proofErr w:type="spellEnd"/>
           </w:p>
         </w:tc>
         <w:tc>
@@ -12196,10 +11538,7 @@
         <w:ind w:firstLine="0"/>
       </w:pPr>
       <w:r>
-        <w:t>旧推荐明细表</w:t>
-      </w:r>
-      <w:r>
-        <w:t xml:space="preserve"> recommendation_items</w:t>
+        <w:t>旧推荐明细表 recommendation_items</w:t>
       </w:r>
     </w:p>
     <w:tbl>
@@ -12714,10 +12053,7 @@
         <w:ind w:firstLine="0"/>
       </w:pPr>
       <w:r>
-        <w:t>推荐候选表</w:t>
-      </w:r>
-      <w:r>
-        <w:t xml:space="preserve"> recommendation_candidates</w:t>
+        <w:t>推荐候选表 recommendation_candidates</w:t>
       </w:r>
     </w:p>
     <w:tbl>
@@ -13383,10 +12719,7 @@
         <w:ind w:firstLine="0"/>
       </w:pPr>
       <w:r>
-        <w:t>候选菜品关系表</w:t>
-      </w:r>
-      <w:r>
-        <w:t xml:space="preserve"> recommendation_candidate_items</w:t>
+        <w:t>候选菜品关系表 recommendation_candidate_items</w:t>
       </w:r>
     </w:p>
     <w:tbl>
@@ -13981,13 +13314,7 @@
           <w:lang w:eastAsia="zh-CN"/>
         </w:rPr>
         <w:lastRenderedPageBreak/>
-        <w:t xml:space="preserve">3.7 </w:t>
-      </w:r>
-      <w:r>
-        <w:rPr>
-          <w:lang w:eastAsia="zh-CN"/>
-        </w:rPr>
-        <w:t>菜单与菜单项</w:t>
+        <w:t>3.7 菜单与菜单项</w:t>
       </w:r>
     </w:p>
     <w:p>
@@ -14002,13 +13329,7 @@
         <w:rPr>
           <w:lang w:eastAsia="zh-CN"/>
         </w:rPr>
-        <w:t>菜单表</w:t>
-      </w:r>
-      <w:r>
-        <w:rPr>
-          <w:lang w:eastAsia="zh-CN"/>
-        </w:rPr>
-        <w:t xml:space="preserve"> menus</w:t>
+        <w:t>菜单表 menus</w:t>
       </w:r>
     </w:p>
     <w:tbl>
@@ -14041,7 +13362,6 @@
               <w:ind w:firstLine="0"/>
               <w:jc w:val="center"/>
             </w:pPr>
-            <w:proofErr w:type="spellStart"/>
             <w:r>
               <w:rPr>
                 <w:rFonts w:ascii="Noto Sans CJK SC" w:eastAsia="Noto Sans CJK SC" w:hAnsi="Noto Sans CJK SC"/>
@@ -14050,7 +13370,6 @@
               </w:rPr>
               <w:t>字段</w:t>
             </w:r>
-            <w:proofErr w:type="spellEnd"/>
           </w:p>
         </w:tc>
         <w:tc>
@@ -14448,14 +13767,12 @@
               <w:spacing w:line="264" w:lineRule="auto"/>
               <w:ind w:firstLine="0"/>
             </w:pPr>
-            <w:proofErr w:type="spellStart"/>
             <w:r>
               <w:rPr>
                 <w:sz w:val="17"/>
               </w:rPr>
               <w:t>menu_date</w:t>
             </w:r>
-            <w:proofErr w:type="spellEnd"/>
           </w:p>
         </w:tc>
         <w:tc>
@@ -14838,10 +14155,7 @@
         <w:ind w:firstLine="0"/>
       </w:pPr>
       <w:r>
-        <w:t>菜单项表</w:t>
-      </w:r>
-      <w:r>
-        <w:t xml:space="preserve"> menu_items</w:t>
+        <w:t>菜单项表 menu_items</w:t>
       </w:r>
     </w:p>
     <w:tbl>
@@ -15430,10 +14744,7 @@
       </w:pPr>
       <w:r>
         <w:lastRenderedPageBreak/>
-        <w:t xml:space="preserve">3.8 </w:t>
-      </w:r>
-      <w:r>
-        <w:t>用餐反馈</w:t>
+        <w:t>3.8 用餐反馈</w:t>
       </w:r>
     </w:p>
     <w:p>
@@ -15442,10 +14753,7 @@
         <w:ind w:firstLine="0"/>
       </w:pPr>
       <w:r>
-        <w:t>菜单反馈表</w:t>
-      </w:r>
-      <w:r>
-        <w:t xml:space="preserve"> menu_feedback</w:t>
+        <w:t>菜单反馈表 menu_feedback</w:t>
       </w:r>
     </w:p>
     <w:tbl>
@@ -16039,13 +15347,7 @@
         <w:rPr>
           <w:lang w:eastAsia="zh-CN"/>
         </w:rPr>
-        <w:t xml:space="preserve">3.9 </w:t>
-      </w:r>
-      <w:r>
-        <w:rPr>
-          <w:lang w:eastAsia="zh-CN"/>
-        </w:rPr>
-        <w:t>主键、外键、唯一与检查约束</w:t>
+        <w:t>3.9 主键、外键、唯一与检查约束</w:t>
       </w:r>
     </w:p>
     <w:p>
@@ -16089,7 +15391,6 @@
               <w:ind w:firstLine="0"/>
               <w:jc w:val="center"/>
             </w:pPr>
-            <w:proofErr w:type="spellStart"/>
             <w:r>
               <w:rPr>
                 <w:rFonts w:ascii="Noto Sans CJK SC" w:eastAsia="Noto Sans CJK SC" w:hAnsi="Noto Sans CJK SC"/>
@@ -16098,7 +15399,6 @@
               </w:rPr>
               <w:t>完整性类型</w:t>
             </w:r>
-            <w:proofErr w:type="spellEnd"/>
           </w:p>
         </w:tc>
         <w:tc>
@@ -16341,17 +15641,12 @@
         <w:ind w:firstLine="0"/>
       </w:pPr>
       <w:r>
-        <w:t xml:space="preserve">3.10 </w:t>
-      </w:r>
-      <w:r>
-        <w:t>删除策略与历史数据</w:t>
+        <w:t>3.10 删除策略与历史数据</w:t>
       </w:r>
     </w:p>
     <w:p>
       <w:r>
         <w:t xml:space="preserve">Recipe 采用软删除，status=deleted 后不再进入新 Menu 或新 Recommendation，但历史 MenuItem 仍保留。Ingredient 当前不提供业务删除，recipe_ingredients 对 </w:t>
-      </w:r>
-      <w:r>
         <w:lastRenderedPageBreak/>
         <w:t>Ingredient 使用 RESTRICT。RecommendationRun 不提供业务删除，Candidate 随 Run 级联。MenuItem 被删除时对应 Feedback 根据外键级联删除。</w:t>
       </w:r>
@@ -16367,10 +15662,7 @@
         <w:ind w:firstLine="0"/>
       </w:pPr>
       <w:r>
-        <w:t xml:space="preserve">3.11 </w:t>
-      </w:r>
-      <w:r>
-        <w:t>索引设计</w:t>
+        <w:t>3.11 索引设计</w:t>
       </w:r>
     </w:p>
     <w:tbl>
@@ -16494,27 +15786,11 @@
               <w:spacing w:line="264" w:lineRule="auto"/>
               <w:ind w:firstLine="0"/>
             </w:pPr>
-            <w:proofErr w:type="spellStart"/>
-            <w:proofErr w:type="gramStart"/>
             <w:r>
               <w:rPr>
                 <w:sz w:val="18"/>
               </w:rPr>
-              <w:t>families.invite</w:t>
-            </w:r>
-            <w:proofErr w:type="gramEnd"/>
-            <w:r>
-              <w:rPr>
-                <w:sz w:val="18"/>
-              </w:rPr>
-              <w:t>_code</w:t>
-            </w:r>
-            <w:proofErr w:type="spellEnd"/>
-            <w:r>
-              <w:rPr>
-                <w:sz w:val="18"/>
-              </w:rPr>
-              <w:t xml:space="preserve"> UQ</w:t>
+              <w:t>families.invite_code UQ</w:t>
             </w:r>
           </w:p>
         </w:tc>
@@ -16682,41 +15958,11 @@
               <w:spacing w:line="264" w:lineRule="auto"/>
               <w:ind w:firstLine="0"/>
             </w:pPr>
-            <w:proofErr w:type="spellStart"/>
             <w:r>
               <w:rPr>
                 <w:sz w:val="18"/>
               </w:rPr>
-              <w:t>tag_definitions</w:t>
-            </w:r>
-            <w:proofErr w:type="spellEnd"/>
-            <w:r>
-              <w:rPr>
-                <w:sz w:val="18"/>
-              </w:rPr>
-              <w:t>(</w:t>
-            </w:r>
-            <w:proofErr w:type="spellStart"/>
-            <w:r>
-              <w:rPr>
-                <w:sz w:val="18"/>
-              </w:rPr>
-              <w:t>family_</w:t>
-            </w:r>
-            <w:proofErr w:type="gramStart"/>
-            <w:r>
-              <w:rPr>
-                <w:sz w:val="18"/>
-              </w:rPr>
-              <w:t>id,status</w:t>
-            </w:r>
-            <w:proofErr w:type="spellEnd"/>
-            <w:proofErr w:type="gramEnd"/>
-            <w:r>
-              <w:rPr>
-                <w:sz w:val="18"/>
-              </w:rPr>
-              <w:t>)</w:t>
+              <w:t>tag_definitions(family_id,status)</w:t>
             </w:r>
           </w:p>
         </w:tc>
@@ -16800,33 +16046,11 @@
               <w:spacing w:line="264" w:lineRule="auto"/>
               <w:ind w:firstLine="0"/>
             </w:pPr>
-            <w:proofErr w:type="spellStart"/>
             <w:r>
               <w:rPr>
                 <w:sz w:val="18"/>
               </w:rPr>
-              <w:t>recipe_tags</w:t>
-            </w:r>
-            <w:proofErr w:type="spellEnd"/>
-            <w:r>
-              <w:rPr>
-                <w:sz w:val="18"/>
-              </w:rPr>
-              <w:t>(</w:t>
-            </w:r>
-            <w:proofErr w:type="spellStart"/>
-            <w:r>
-              <w:rPr>
-                <w:sz w:val="18"/>
-              </w:rPr>
-              <w:t>tag_id</w:t>
-            </w:r>
-            <w:proofErr w:type="spellEnd"/>
-            <w:r>
-              <w:rPr>
-                <w:sz w:val="18"/>
-              </w:rPr>
-              <w:t>)</w:t>
+              <w:t>recipe_tags(tag_id)</w:t>
             </w:r>
           </w:p>
         </w:tc>
@@ -16994,47 +16218,11 @@
               <w:spacing w:line="264" w:lineRule="auto"/>
               <w:ind w:firstLine="0"/>
             </w:pPr>
-            <w:proofErr w:type="spellStart"/>
             <w:r>
               <w:rPr>
                 <w:sz w:val="18"/>
               </w:rPr>
-              <w:t>menu_items</w:t>
-            </w:r>
-            <w:proofErr w:type="spellEnd"/>
-            <w:r>
-              <w:rPr>
-                <w:sz w:val="18"/>
-              </w:rPr>
-              <w:t>(</w:t>
-            </w:r>
-            <w:proofErr w:type="spellStart"/>
-            <w:r>
-              <w:rPr>
-                <w:sz w:val="18"/>
-              </w:rPr>
-              <w:t>menu_</w:t>
-            </w:r>
-            <w:proofErr w:type="gramStart"/>
-            <w:r>
-              <w:rPr>
-                <w:sz w:val="18"/>
-              </w:rPr>
-              <w:t>id,recipe</w:t>
-            </w:r>
-            <w:proofErr w:type="gramEnd"/>
-            <w:r>
-              <w:rPr>
-                <w:sz w:val="18"/>
-              </w:rPr>
-              <w:t>_id</w:t>
-            </w:r>
-            <w:proofErr w:type="spellEnd"/>
-            <w:r>
-              <w:rPr>
-                <w:sz w:val="18"/>
-              </w:rPr>
-              <w:t>) UQ</w:t>
+              <w:t>menu_items(menu_id,recipe_id) UQ</w:t>
             </w:r>
           </w:p>
         </w:tc>
@@ -17140,13 +16328,7 @@
         <w:rPr>
           <w:lang w:eastAsia="zh-CN"/>
         </w:rPr>
-        <w:t xml:space="preserve">4.1 </w:t>
-      </w:r>
-      <w:r>
-        <w:rPr>
-          <w:lang w:eastAsia="zh-CN"/>
-        </w:rPr>
-        <w:t>开发环境与技术工具</w:t>
+        <w:t>4.1 开发环境与技术工具</w:t>
       </w:r>
     </w:p>
     <w:p>
@@ -17159,49 +16341,7 @@
         <w:rPr>
           <w:lang w:eastAsia="zh-CN"/>
         </w:rPr>
-        <w:t xml:space="preserve">课程任务书要求标明开发环境和软件版本。本次附件能够精确确认 Node.js 与 MySQL 版本；上传的根 </w:t>
-      </w:r>
-      <w:proofErr w:type="spellStart"/>
-      <w:r>
-        <w:rPr>
-          <w:lang w:eastAsia="zh-CN"/>
-        </w:rPr>
-        <w:t>package.json</w:t>
-      </w:r>
-      <w:proofErr w:type="spellEnd"/>
-      <w:r>
-        <w:rPr>
-          <w:lang w:eastAsia="zh-CN"/>
-        </w:rPr>
-        <w:t xml:space="preserve"> 仅包含测试脚本，不含 server 依赖清单，因此不能从附件中可靠推导 Express、mysql2、</w:t>
-      </w:r>
-      <w:proofErr w:type="spellStart"/>
-      <w:r>
-        <w:rPr>
-          <w:lang w:eastAsia="zh-CN"/>
-        </w:rPr>
-        <w:t>jsonwebtoken</w:t>
-      </w:r>
-      <w:proofErr w:type="spellEnd"/>
-      <w:r>
-        <w:rPr>
-          <w:lang w:eastAsia="zh-CN"/>
-        </w:rPr>
-        <w:t xml:space="preserve"> 和 </w:t>
-      </w:r>
-      <w:proofErr w:type="spellStart"/>
-      <w:r>
-        <w:rPr>
-          <w:lang w:eastAsia="zh-CN"/>
-        </w:rPr>
-        <w:t>dotenv</w:t>
-      </w:r>
-      <w:proofErr w:type="spellEnd"/>
-      <w:r>
-        <w:rPr>
-          <w:lang w:eastAsia="zh-CN"/>
-        </w:rPr>
-        <w:t xml:space="preserve"> 的精确补丁版本。为避免在正式报告中虚构版本，以下按“已精确确认/源码可确认范围/需本机补录”分别标注。</w:t>
+        <w:t>课程任务书要求标明开发环境和软件版本。本次附件能够精确确认 Node.js 与 MySQL 版本；上传的根 package.json 仅包含测试脚本，不含 server 依赖清单，因此不能从附件中可靠推导 Express、mysql2、jsonwebtoken 和 dotenv 的精确补丁版本。为避免在正式报告中虚构版本，以下按“已精确确认/源码可确认范围/需本机补录”分别标注。</w:t>
       </w:r>
     </w:p>
     <w:tbl>
@@ -17234,7 +16374,6 @@
               <w:ind w:firstLine="0"/>
               <w:jc w:val="center"/>
             </w:pPr>
-            <w:proofErr w:type="spellStart"/>
             <w:r>
               <w:rPr>
                 <w:rFonts w:ascii="Noto Sans CJK SC" w:eastAsia="Noto Sans CJK SC" w:hAnsi="Noto Sans CJK SC"/>
@@ -17243,7 +16382,6 @@
               </w:rPr>
               <w:t>类别</w:t>
             </w:r>
-            <w:proofErr w:type="spellEnd"/>
           </w:p>
         </w:tc>
         <w:tc>
@@ -17411,14 +16549,12 @@
               <w:spacing w:line="264" w:lineRule="auto"/>
               <w:ind w:firstLine="0"/>
             </w:pPr>
-            <w:proofErr w:type="spellStart"/>
             <w:r>
               <w:rPr>
                 <w:sz w:val="17"/>
               </w:rPr>
               <w:t>小程序开发工具</w:t>
             </w:r>
-            <w:proofErr w:type="spellEnd"/>
           </w:p>
         </w:tc>
         <w:tc>
@@ -17499,14 +16635,12 @@
               <w:spacing w:line="264" w:lineRule="auto"/>
               <w:ind w:firstLine="0"/>
             </w:pPr>
-            <w:proofErr w:type="spellStart"/>
             <w:r>
               <w:rPr>
                 <w:sz w:val="17"/>
               </w:rPr>
               <w:t>服务端运行环境</w:t>
             </w:r>
-            <w:proofErr w:type="spellEnd"/>
           </w:p>
         </w:tc>
         <w:tc>
@@ -17714,21 +16848,12 @@
                 <w:lang w:eastAsia="zh-CN"/>
               </w:rPr>
             </w:pPr>
-            <w:proofErr w:type="spellStart"/>
             <w:r>
               <w:rPr>
                 <w:sz w:val="17"/>
                 <w:lang w:eastAsia="zh-CN"/>
               </w:rPr>
-              <w:t>InnoDB</w:t>
-            </w:r>
-            <w:proofErr w:type="spellEnd"/>
-            <w:r>
-              <w:rPr>
-                <w:sz w:val="17"/>
-                <w:lang w:eastAsia="zh-CN"/>
-              </w:rPr>
-              <w:t xml:space="preserve"> 关系数据、约束、索引、事务</w:t>
+              <w:t>InnoDB 关系数据、约束、索引、事务</w:t>
             </w:r>
           </w:p>
         </w:tc>
@@ -17748,14 +16873,12 @@
               <w:spacing w:line="264" w:lineRule="auto"/>
               <w:ind w:firstLine="0"/>
             </w:pPr>
-            <w:proofErr w:type="spellStart"/>
             <w:r>
               <w:rPr>
                 <w:sz w:val="17"/>
               </w:rPr>
               <w:t>数据库访问</w:t>
             </w:r>
-            <w:proofErr w:type="spellEnd"/>
           </w:p>
         </w:tc>
         <w:tc>
@@ -17832,14 +16955,12 @@
               <w:spacing w:line="264" w:lineRule="auto"/>
               <w:ind w:firstLine="0"/>
             </w:pPr>
-            <w:proofErr w:type="spellStart"/>
             <w:r>
               <w:rPr>
                 <w:sz w:val="17"/>
               </w:rPr>
               <w:t>身份认证</w:t>
             </w:r>
-            <w:proofErr w:type="spellEnd"/>
           </w:p>
         </w:tc>
         <w:tc>
@@ -18072,14 +17193,12 @@
               <w:spacing w:line="264" w:lineRule="auto"/>
               <w:ind w:firstLine="0"/>
             </w:pPr>
-            <w:proofErr w:type="spellStart"/>
             <w:r>
               <w:rPr>
                 <w:sz w:val="17"/>
               </w:rPr>
               <w:t>数据库命令行</w:t>
             </w:r>
-            <w:proofErr w:type="spellEnd"/>
           </w:p>
         </w:tc>
         <w:tc>
@@ -18233,13 +17352,8 @@
         <w:ind w:firstLine="0"/>
       </w:pPr>
       <w:r>
-        <w:t xml:space="preserve">4.2 </w:t>
+        <w:t>4.2 数据库初始化与升级</w:t>
       </w:r>
-      <w:proofErr w:type="spellStart"/>
-      <w:r>
-        <w:t>数据库初始化与升级</w:t>
-      </w:r>
-      <w:proofErr w:type="spellEnd"/>
     </w:p>
     <w:p>
       <w:r>
@@ -18263,10 +17377,7 @@
         <w:ind w:firstLine="0"/>
       </w:pPr>
       <w:r>
-        <w:t xml:space="preserve">4.3 </w:t>
-      </w:r>
-      <w:r>
-        <w:t>种子数据与查询脚本</w:t>
+        <w:t>4.3 种子数据与查询脚本</w:t>
       </w:r>
     </w:p>
     <w:p>
@@ -18303,39 +17414,12 @@
         <w:rPr>
           <w:lang w:eastAsia="zh-CN"/>
         </w:rPr>
-        <w:t xml:space="preserve">5.1 </w:t>
-      </w:r>
-      <w:r>
-        <w:rPr>
-          <w:lang w:eastAsia="zh-CN"/>
-        </w:rPr>
-        <w:t>系统运行结构</w:t>
+        <w:t>5.1 系统运行结构</w:t>
       </w:r>
     </w:p>
     <w:p>
-      <w:proofErr w:type="spellStart"/>
       <w:r>
-        <w:t>系统采用微信小程序客户端、Express</w:t>
-      </w:r>
-      <w:proofErr w:type="spellEnd"/>
-      <w:r>
-        <w:t xml:space="preserve"> </w:t>
-      </w:r>
-      <w:proofErr w:type="spellStart"/>
-      <w:r>
-        <w:t>服务端和</w:t>
-      </w:r>
-      <w:proofErr w:type="spellEnd"/>
-      <w:r>
-        <w:t xml:space="preserve"> MySQL </w:t>
-      </w:r>
-      <w:proofErr w:type="spellStart"/>
-      <w:r>
-        <w:t>数据层的分层结构。小程序通过统一</w:t>
-      </w:r>
-      <w:proofErr w:type="spellEnd"/>
-      <w:r>
-        <w:t xml:space="preserve"> API 工具发送请求；服务端入口加载配置、连接池、认证中间件、业务路由和静态上传目录；受保护请求先解析 JWT 并确定当前 User/active membership，然后在 Route/Service 层执行参数、权限、Family Boundary 与业务规则校验；数据库层使用参数化 SQL、事务、约束和索引完成持久化。</w:t>
+        <w:t>系统采用微信小程序客户端、Express 服务端和 MySQL 数据层的分层结构。小程序通过统一 API 工具发送请求；服务端入口加载配置、连接池、认证中间件、业务路由和静态上传目录；受保护请求先解析 JWT 并确定当前 User/active membership，然后在 Route/Service 层执行参数、权限、Family Boundary 与业务规则校验；数据库层使用参数化 SQL、事务、约束和索引完成持久化。</w:t>
       </w:r>
     </w:p>
     <w:tbl>
@@ -18413,47 +17497,12 @@
         <w:rPr>
           <w:lang w:eastAsia="zh-CN"/>
         </w:rPr>
-        <w:t xml:space="preserve">5.2 </w:t>
-      </w:r>
-      <w:r>
-        <w:rPr>
-          <w:lang w:eastAsia="zh-CN"/>
-        </w:rPr>
-        <w:t>用户登录与家庭操作</w:t>
+        <w:t>5.2 用户登录与家庭操作</w:t>
       </w:r>
     </w:p>
     <w:p>
-      <w:proofErr w:type="spellStart"/>
       <w:r>
-        <w:t>正式登录代码链路使用</w:t>
-      </w:r>
-      <w:proofErr w:type="spellEnd"/>
-      <w:r>
-        <w:t xml:space="preserve"> </w:t>
-      </w:r>
-      <w:proofErr w:type="spellStart"/>
-      <w:r>
-        <w:t>wx.login</w:t>
-      </w:r>
-      <w:proofErr w:type="spellEnd"/>
-      <w:r>
-        <w:t xml:space="preserve"> </w:t>
-      </w:r>
-      <w:proofErr w:type="spellStart"/>
-      <w:r>
-        <w:t>临时</w:t>
-      </w:r>
-      <w:proofErr w:type="spellEnd"/>
-      <w:r>
-        <w:t xml:space="preserve"> code 与后端 /api/auth/wechat-login。后端通过微信身份获得 openid，并通过 </w:t>
-      </w:r>
-      <w:proofErr w:type="gramStart"/>
-      <w:r>
-        <w:t>users.openid</w:t>
-      </w:r>
-      <w:proofErr w:type="gramEnd"/>
-      <w:r>
-        <w:t xml:space="preserve"> 唯一约束查找或创建 User；随后签发 JWT。JWT 中使用 userId/openid 身份信息，后续请求通过 Authorization Bearer Token 访问受保护 API。</w:t>
+        <w:t>正式登录代码链路使用 wx.login 临时 code 与后端 /api/auth/wechat-login。后端通过微信身份获得 openid，并通过 users.openid 唯一约束查找或创建 User；随后签发 JWT。JWT 中使用 userId/openid 身份信息，后续请求通过 Authorization Bearer Token 访问受保护 API。</w:t>
       </w:r>
     </w:p>
     <w:p>
@@ -18548,13 +17597,7 @@
         <w:rPr>
           <w:lang w:eastAsia="zh-CN"/>
         </w:rPr>
-        <w:t xml:space="preserve">5.3 </w:t>
-      </w:r>
-      <w:r>
-        <w:rPr>
-          <w:lang w:eastAsia="zh-CN"/>
-        </w:rPr>
-        <w:t>菜谱创建、编辑、软删除与标签</w:t>
+        <w:t>5.3 菜谱创建、编辑、软删除与标签</w:t>
       </w:r>
     </w:p>
     <w:p>
@@ -18563,73 +17606,19 @@
           <w:lang w:eastAsia="zh-CN"/>
         </w:rPr>
       </w:pPr>
-      <w:proofErr w:type="spellStart"/>
       <w:r>
-        <w:t>用户在</w:t>
-      </w:r>
-      <w:proofErr w:type="spellEnd"/>
-      <w:r>
-        <w:t xml:space="preserve"> Recipe Form </w:t>
-      </w:r>
-      <w:proofErr w:type="spellStart"/>
-      <w:r>
-        <w:t>中填写基本字段、食材关系和可选标签。服务端对</w:t>
-      </w:r>
-      <w:proofErr w:type="spellEnd"/>
-      <w:r>
-        <w:t xml:space="preserve"> Recipe 主表、RecipeIngredient 和 RecipeTag 采用同一事务连接：只有全部验证和写入成功后才 </w:t>
-      </w:r>
-      <w:proofErr w:type="spellStart"/>
-      <w:r>
-        <w:t>Commit；任一步异常则</w:t>
-      </w:r>
-      <w:proofErr w:type="spellEnd"/>
-      <w:r>
-        <w:t xml:space="preserve"> </w:t>
-      </w:r>
-      <w:proofErr w:type="spellStart"/>
-      <w:r>
-        <w:t>Rollback。</w:t>
+        <w:t>用户在 Recipe Form 中填写基本字段、食材关系和可选标签。服务端对 Recipe 主表、RecipeIngredient 和 RecipeTag 采用同一事务连接：只有全部验证和写入成功后才 Commit；任一步异常则 Rollback。</w:t>
       </w:r>
       <w:r>
         <w:rPr>
           <w:lang w:eastAsia="zh-CN"/>
         </w:rPr>
-        <w:t>Recipe</w:t>
-      </w:r>
-      <w:proofErr w:type="spellEnd"/>
-      <w:r>
-        <w:rPr>
-          <w:lang w:eastAsia="zh-CN"/>
-        </w:rPr>
-        <w:t xml:space="preserve"> 可以拥有 0 个 Tag，</w:t>
-      </w:r>
-      <w:proofErr w:type="gramStart"/>
-      <w:r>
-        <w:rPr>
-          <w:lang w:eastAsia="zh-CN"/>
-        </w:rPr>
-        <w:t>这符合“只有特殊属性才标记”的产品原则</w:t>
-      </w:r>
-      <w:proofErr w:type="gramEnd"/>
-      <w:r>
-        <w:rPr>
-          <w:lang w:eastAsia="zh-CN"/>
-        </w:rPr>
-        <w:t>。</w:t>
+        <w:t>Recipe 可以拥有 0 个 Tag，这符合“只有特殊属性才标记”的产品原则。</w:t>
       </w:r>
     </w:p>
     <w:p>
       <w:r>
-        <w:t xml:space="preserve">Recipe List </w:t>
-      </w:r>
-      <w:proofErr w:type="spellStart"/>
-      <w:r>
-        <w:t>只展示</w:t>
-      </w:r>
-      <w:proofErr w:type="spellEnd"/>
-      <w:r>
-        <w:t xml:space="preserve"> active 标签，并最多在卡片菜名后显示三个金色渐变小铭牌；Recipe Detail 展示当前关联标签，不再单独重复一个标签区块。Recipe Edit 可以选择现有系统/自定义标签，并创建新的 Family Custom Tag。</w:t>
+        <w:t>Recipe List 只展示 active 标签，并最多在卡片菜名后显示三个金色渐变小铭牌；Recipe Detail 展示当前关联标签，不再单独重复一个标签区块。Recipe Edit 可以选择现有系统/自定义标签，并创建新的 Family Custom Tag。</w:t>
       </w:r>
     </w:p>
     <w:tbl>
@@ -18783,202 +17772,35 @@
         <w:rPr>
           <w:rFonts w:eastAsia="Consolas"/>
         </w:rPr>
-        <w:t xml:space="preserve">async function </w:t>
-      </w:r>
-      <w:proofErr w:type="spellStart"/>
-      <w:proofErr w:type="gramStart"/>
-      <w:r>
-        <w:rPr>
-          <w:rFonts w:eastAsia="Consolas"/>
-        </w:rPr>
-        <w:t>withTransaction</w:t>
-      </w:r>
-      <w:proofErr w:type="spellEnd"/>
-      <w:r>
-        <w:rPr>
-          <w:rFonts w:eastAsia="Consolas"/>
-        </w:rPr>
-        <w:t>(</w:t>
-      </w:r>
-      <w:proofErr w:type="gramEnd"/>
-      <w:r>
-        <w:rPr>
-          <w:rFonts w:eastAsia="Consolas"/>
-        </w:rPr>
-        <w:t>database, work) {</w:t>
-      </w:r>
-      <w:r>
-        <w:rPr>
-          <w:rFonts w:eastAsia="Consolas"/>
-        </w:rPr>
+        <w:t>async function withTransaction(database, work) {</w:t>
         <w:br/>
-        <w:t xml:space="preserve">  const connection = await </w:t>
-      </w:r>
-      <w:proofErr w:type="gramStart"/>
-      <w:r>
-        <w:rPr>
-          <w:rFonts w:eastAsia="Consolas"/>
-        </w:rPr>
-        <w:t>database.getConnection</w:t>
-      </w:r>
-      <w:proofErr w:type="gramEnd"/>
-      <w:r>
-        <w:rPr>
-          <w:rFonts w:eastAsia="Consolas"/>
-        </w:rPr>
-        <w:t>()</w:t>
-      </w:r>
-      <w:r>
-        <w:rPr>
-          <w:rFonts w:eastAsia="Consolas"/>
-        </w:rPr>
+        <w:t xml:space="preserve">  const connection = await database.getConnection()</w:t>
         <w:br/>
         <w:t xml:space="preserve">  let started = false</w:t>
-      </w:r>
-      <w:r>
-        <w:rPr>
-          <w:rFonts w:eastAsia="Consolas"/>
-        </w:rPr>
         <w:br/>
         <w:t xml:space="preserve">  try {</w:t>
-      </w:r>
-      <w:r>
-        <w:rPr>
-          <w:rFonts w:eastAsia="Consolas"/>
-        </w:rPr>
         <w:br/>
-        <w:t xml:space="preserve">    await </w:t>
-      </w:r>
-      <w:proofErr w:type="gramStart"/>
-      <w:r>
-        <w:rPr>
-          <w:rFonts w:eastAsia="Consolas"/>
-        </w:rPr>
-        <w:t>connection.beginTransaction</w:t>
-      </w:r>
-      <w:proofErr w:type="gramEnd"/>
-      <w:r>
-        <w:rPr>
-          <w:rFonts w:eastAsia="Consolas"/>
-        </w:rPr>
-        <w:t>()</w:t>
-      </w:r>
-      <w:r>
-        <w:rPr>
-          <w:rFonts w:eastAsia="Consolas"/>
-        </w:rPr>
+        <w:t xml:space="preserve">    await connection.beginTransaction()</w:t>
         <w:br/>
         <w:t xml:space="preserve">    started = true</w:t>
-      </w:r>
-      <w:r>
-        <w:rPr>
-          <w:rFonts w:eastAsia="Consolas"/>
-        </w:rPr>
         <w:br/>
         <w:t xml:space="preserve">    const result = await work(connection)</w:t>
-      </w:r>
-      <w:r>
-        <w:rPr>
-          <w:rFonts w:eastAsia="Consolas"/>
-        </w:rPr>
         <w:br/>
-        <w:t xml:space="preserve">    await </w:t>
-      </w:r>
-      <w:proofErr w:type="gramStart"/>
-      <w:r>
-        <w:rPr>
-          <w:rFonts w:eastAsia="Consolas"/>
-        </w:rPr>
-        <w:t>connection.commit</w:t>
-      </w:r>
-      <w:proofErr w:type="gramEnd"/>
-      <w:r>
-        <w:rPr>
-          <w:rFonts w:eastAsia="Consolas"/>
-        </w:rPr>
-        <w:t>()</w:t>
-      </w:r>
-      <w:r>
-        <w:rPr>
-          <w:rFonts w:eastAsia="Consolas"/>
-        </w:rPr>
+        <w:t xml:space="preserve">    await connection.commit()</w:t>
         <w:br/>
         <w:t xml:space="preserve">    return result</w:t>
-      </w:r>
-      <w:r>
-        <w:rPr>
-          <w:rFonts w:eastAsia="Consolas"/>
-        </w:rPr>
         <w:br/>
         <w:t xml:space="preserve">  } catch (error) {</w:t>
-      </w:r>
-      <w:r>
-        <w:rPr>
-          <w:rFonts w:eastAsia="Consolas"/>
-        </w:rPr>
         <w:br/>
-        <w:t xml:space="preserve">    if (started) await </w:t>
-      </w:r>
-      <w:proofErr w:type="gramStart"/>
-      <w:r>
-        <w:rPr>
-          <w:rFonts w:eastAsia="Consolas"/>
-        </w:rPr>
-        <w:t>connection.rollback</w:t>
-      </w:r>
-      <w:proofErr w:type="gramEnd"/>
-      <w:r>
-        <w:rPr>
-          <w:rFonts w:eastAsia="Consolas"/>
-        </w:rPr>
-        <w:t>()</w:t>
-      </w:r>
-      <w:r>
-        <w:rPr>
-          <w:rFonts w:eastAsia="Consolas"/>
-        </w:rPr>
+        <w:t xml:space="preserve">    if (started) await connection.rollback()</w:t>
         <w:br/>
         <w:t xml:space="preserve">    throw error</w:t>
-      </w:r>
-      <w:r>
-        <w:rPr>
-          <w:rFonts w:eastAsia="Consolas"/>
-        </w:rPr>
         <w:br/>
         <w:t xml:space="preserve">  } finally {</w:t>
-      </w:r>
-      <w:r>
-        <w:rPr>
-          <w:rFonts w:eastAsia="Consolas"/>
-        </w:rPr>
         <w:br/>
-        <w:t xml:space="preserve">    </w:t>
-      </w:r>
-      <w:proofErr w:type="gramStart"/>
-      <w:r>
-        <w:rPr>
-          <w:rFonts w:eastAsia="Consolas"/>
-        </w:rPr>
-        <w:t>connection.release</w:t>
-      </w:r>
-      <w:proofErr w:type="gramEnd"/>
-      <w:r>
-        <w:rPr>
-          <w:rFonts w:eastAsia="Consolas"/>
-        </w:rPr>
-        <w:t>()</w:t>
-      </w:r>
-      <w:r>
-        <w:rPr>
-          <w:rFonts w:eastAsia="Consolas"/>
-        </w:rPr>
+        <w:t xml:space="preserve">    connection.release()</w:t>
         <w:br/>
         <w:t xml:space="preserve">  }</w:t>
-      </w:r>
-      <w:r>
-        <w:rPr>
-          <w:rFonts w:eastAsia="Consolas"/>
-        </w:rPr>
         <w:br/>
         <w:t>}</w:t>
       </w:r>
@@ -19003,13 +17825,8 @@
         <w:ind w:firstLine="0"/>
       </w:pPr>
       <w:r>
-        <w:t xml:space="preserve">5.4 Family </w:t>
+        <w:t>5.4 Family 标签管理</w:t>
       </w:r>
-      <w:proofErr w:type="spellStart"/>
-      <w:r>
-        <w:t>标签管理</w:t>
-      </w:r>
-      <w:proofErr w:type="spellEnd"/>
     </w:p>
     <w:p>
       <w:r>
@@ -19108,150 +17925,41 @@
         <w:rPr>
           <w:rFonts w:eastAsia="Consolas"/>
         </w:rPr>
-        <w:t xml:space="preserve">CREATE TABLE </w:t>
-      </w:r>
-      <w:proofErr w:type="spellStart"/>
-      <w:r>
-        <w:rPr>
-          <w:rFonts w:eastAsia="Consolas"/>
-        </w:rPr>
-        <w:t>tag_definitions</w:t>
-      </w:r>
-      <w:proofErr w:type="spellEnd"/>
-      <w:r>
-        <w:rPr>
-          <w:rFonts w:eastAsia="Consolas"/>
-        </w:rPr>
-        <w:t xml:space="preserve"> (</w:t>
-      </w:r>
-      <w:r>
-        <w:rPr>
-          <w:rFonts w:eastAsia="Consolas"/>
-        </w:rPr>
+        <w:t>CREATE TABLE tag_definitions (</w:t>
         <w:br/>
         <w:t xml:space="preserve">  id BIGINT UNSIGNED PRIMARY KEY AUTO_INCREMENT,</w:t>
-      </w:r>
-      <w:r>
-        <w:rPr>
-          <w:rFonts w:eastAsia="Consolas"/>
-        </w:rPr>
         <w:br/>
         <w:t xml:space="preserve">  family_id BIGINT UNSIGNED NULL,</w:t>
-      </w:r>
-      <w:r>
-        <w:rPr>
-          <w:rFonts w:eastAsia="Consolas"/>
-        </w:rPr>
         <w:br/>
         <w:t xml:space="preserve">  kind ENUM('system', 'custom') NOT NULL,</w:t>
-      </w:r>
-      <w:r>
-        <w:rPr>
-          <w:rFonts w:eastAsia="Consolas"/>
-        </w:rPr>
         <w:br/>
         <w:t xml:space="preserve">  code VARCHAR(40) NULL,</w:t>
-      </w:r>
-      <w:r>
-        <w:rPr>
-          <w:rFonts w:eastAsia="Consolas"/>
-        </w:rPr>
         <w:br/>
         <w:t xml:space="preserve">  name VARCHAR(40) NOT NULL,</w:t>
-      </w:r>
-      <w:r>
-        <w:rPr>
-          <w:rFonts w:eastAsia="Consolas"/>
-        </w:rPr>
         <w:br/>
         <w:t xml:space="preserve">  normalized_name VARCHAR(40) NOT NULL,</w:t>
-      </w:r>
-      <w:r>
-        <w:rPr>
-          <w:rFonts w:eastAsia="Consolas"/>
-        </w:rPr>
         <w:br/>
         <w:t xml:space="preserve">  status ENUM('active', 'inactive') NOT NULL DEFAULT 'active',</w:t>
-      </w:r>
-      <w:r>
-        <w:rPr>
-          <w:rFonts w:eastAsia="Consolas"/>
-        </w:rPr>
         <w:br/>
         <w:t xml:space="preserve">  created_by_member_id BIGINT UNSIGNED NULL,</w:t>
-      </w:r>
-      <w:r>
-        <w:rPr>
-          <w:rFonts w:eastAsia="Consolas"/>
-        </w:rPr>
         <w:br/>
         <w:t xml:space="preserve">  ...</w:t>
-      </w:r>
-      <w:r>
-        <w:rPr>
-          <w:rFonts w:eastAsia="Consolas"/>
-        </w:rPr>
         <w:br/>
         <w:t>);</w:t>
-      </w:r>
-      <w:r>
-        <w:rPr>
-          <w:rFonts w:eastAsia="Consolas"/>
-        </w:rPr>
         <w:br/>
-      </w:r>
-      <w:r>
-        <w:rPr>
-          <w:rFonts w:eastAsia="Consolas"/>
-        </w:rPr>
         <w:br/>
         <w:t>CREATE TABLE recipe_tags (</w:t>
-      </w:r>
-      <w:r>
-        <w:rPr>
-          <w:rFonts w:eastAsia="Consolas"/>
-        </w:rPr>
         <w:br/>
-      </w:r>
-      <w:r>
-        <w:rPr>
-          <w:rFonts w:eastAsia="Consolas"/>
-        </w:rPr>
         <w:lastRenderedPageBreak/>
         <w:t xml:space="preserve">  recipe_id BIGINT UNSIGNED NOT NULL,</w:t>
-      </w:r>
-      <w:r>
-        <w:rPr>
-          <w:rFonts w:eastAsia="Consolas"/>
-        </w:rPr>
         <w:br/>
         <w:t xml:space="preserve">  tag_id BIGINT UNSIGNED NOT NULL,</w:t>
-      </w:r>
-      <w:r>
-        <w:rPr>
-          <w:rFonts w:eastAsia="Consolas"/>
-        </w:rPr>
         <w:br/>
         <w:t xml:space="preserve">  PRIMARY KEY (recipe_id, tag_id),</w:t>
-      </w:r>
-      <w:r>
-        <w:rPr>
-          <w:rFonts w:eastAsia="Consolas"/>
-        </w:rPr>
         <w:br/>
         <w:t xml:space="preserve">  FOREIGN KEY (recipe_id) REFERENCES recipes(id) ON DELETE CASCADE,</w:t>
-      </w:r>
-      <w:r>
-        <w:rPr>
-          <w:rFonts w:eastAsia="Consolas"/>
-        </w:rPr>
         <w:br/>
         <w:t xml:space="preserve">  FOREIGN KEY (tag_id) REFERENCES tag_definitions(id) ON DELETE RESTRICT</w:t>
-      </w:r>
-      <w:r>
-        <w:rPr>
-          <w:rFonts w:eastAsia="Consolas"/>
-        </w:rPr>
         <w:br/>
         <w:t>);</w:t>
       </w:r>
@@ -19266,21 +17974,7 @@
         <w:rPr>
           <w:lang w:eastAsia="zh-CN"/>
         </w:rPr>
-        <w:t xml:space="preserve">该模型把“标签定义”和“菜谱—标签关系”分开，支持 Family 自定义标签、稳定 </w:t>
-      </w:r>
-      <w:proofErr w:type="spellStart"/>
-      <w:r>
-        <w:rPr>
-          <w:lang w:eastAsia="zh-CN"/>
-        </w:rPr>
-        <w:t>tag_id</w:t>
-      </w:r>
-      <w:proofErr w:type="spellEnd"/>
-      <w:r>
-        <w:rPr>
-          <w:lang w:eastAsia="zh-CN"/>
-        </w:rPr>
-        <w:t>、重命名复用以及推荐按标签 ID 匹配。</w:t>
+        <w:t>该模型把“标签定义”和“菜谱—标签关系”分开，支持 Family 自定义标签、稳定 tag_id、重命名复用以及推荐按标签 ID 匹配。</w:t>
       </w:r>
     </w:p>
     <w:p>
@@ -19295,71 +17989,12 @@
         <w:rPr>
           <w:lang w:eastAsia="zh-CN"/>
         </w:rPr>
-        <w:t xml:space="preserve">5.5 </w:t>
-      </w:r>
-      <w:r>
-        <w:rPr>
-          <w:lang w:eastAsia="zh-CN"/>
-        </w:rPr>
-        <w:t>菜单创建与菜单项幂等操作</w:t>
+        <w:t>5.5 菜单创建与菜单项幂等操作</w:t>
       </w:r>
     </w:p>
     <w:p>
-      <w:proofErr w:type="spellStart"/>
       <w:r>
-        <w:t>用户选择日期和餐次后，可以手动加入</w:t>
-      </w:r>
-      <w:proofErr w:type="spellEnd"/>
-      <w:r>
-        <w:t xml:space="preserve"> Recipe </w:t>
-      </w:r>
-      <w:proofErr w:type="spellStart"/>
-      <w:r>
-        <w:t>或应用</w:t>
-      </w:r>
-      <w:proofErr w:type="spellEnd"/>
-      <w:r>
-        <w:t xml:space="preserve"> Recommendation Candidate。menus 的 </w:t>
-      </w:r>
-      <w:proofErr w:type="gramStart"/>
-      <w:r>
-        <w:t>UQ(</w:t>
-      </w:r>
-      <w:proofErr w:type="gramEnd"/>
-      <w:r>
-        <w:t>family_</w:t>
-      </w:r>
-      <w:proofErr w:type="gramStart"/>
-      <w:r>
-        <w:t>id,menu</w:t>
-      </w:r>
-      <w:proofErr w:type="gramEnd"/>
-      <w:r>
-        <w:t>_</w:t>
-      </w:r>
-      <w:proofErr w:type="gramStart"/>
-      <w:r>
-        <w:t>date,meal</w:t>
-      </w:r>
-      <w:proofErr w:type="gramEnd"/>
-      <w:r>
-        <w:t xml:space="preserve">_type) 保证同一家庭同一日期同一餐次只有一个菜单；menu_items 的 </w:t>
-      </w:r>
-      <w:proofErr w:type="gramStart"/>
-      <w:r>
-        <w:t>UQ(</w:t>
-      </w:r>
-      <w:proofErr w:type="gramEnd"/>
-      <w:r>
-        <w:t>menu_</w:t>
-      </w:r>
-      <w:proofErr w:type="gramStart"/>
-      <w:r>
-        <w:t>id,recipe</w:t>
-      </w:r>
-      <w:proofErr w:type="gramEnd"/>
-      <w:r>
-        <w:t>_id) 保证同一道菜不会重复进入同一菜单。</w:t>
+        <w:t>用户选择日期和餐次后，可以手动加入 Recipe 或应用 Recommendation Candidate。menus 的 UQ(family_id,menu_date,meal_type) 保证同一家庭同一日期同一餐次只有一个菜单；menu_items 的 UQ(menu_id,recipe_id) 保证同一道菜不会重复进入同一菜单。</w:t>
       </w:r>
     </w:p>
     <w:p>
@@ -19438,30 +18073,8 @@
         <w:rPr>
           <w:b/>
         </w:rPr>
-        <w:t xml:space="preserve">代码5-3 </w:t>
+        <w:t>代码5-3 MenuItem 幂等插入示例</w:t>
       </w:r>
-      <w:proofErr w:type="spellStart"/>
-      <w:r>
-        <w:rPr>
-          <w:b/>
-        </w:rPr>
-        <w:t>MenuItem</w:t>
-      </w:r>
-      <w:proofErr w:type="spellEnd"/>
-      <w:r>
-        <w:rPr>
-          <w:b/>
-        </w:rPr>
-        <w:t xml:space="preserve"> </w:t>
-      </w:r>
-      <w:proofErr w:type="spellStart"/>
-      <w:r>
-        <w:rPr>
-          <w:b/>
-        </w:rPr>
-        <w:t>幂等插入示例</w:t>
-      </w:r>
-      <w:proofErr w:type="spellEnd"/>
     </w:p>
     <w:p>
       <w:pPr>
@@ -19473,31 +18086,11 @@
           <w:rFonts w:eastAsia="Consolas"/>
         </w:rPr>
         <w:t>INSERT INTO menus (family_id, created_by_member_id, menu_date, meal_type)</w:t>
-      </w:r>
-      <w:r>
-        <w:rPr>
-          <w:rFonts w:eastAsia="Consolas"/>
-        </w:rPr>
         <w:br/>
         <w:t>VALUES (?, ?, ?, ?)</w:t>
-      </w:r>
-      <w:r>
-        <w:rPr>
-          <w:rFonts w:eastAsia="Consolas"/>
-        </w:rPr>
         <w:br/>
         <w:t>ON DUPLICATE KEY UPDATE id = LAST_INSERT_ID(id);</w:t>
-      </w:r>
-      <w:r>
-        <w:rPr>
-          <w:rFonts w:eastAsia="Consolas"/>
-        </w:rPr>
         <w:br/>
-      </w:r>
-      <w:r>
-        <w:rPr>
-          <w:rFonts w:eastAsia="Consolas"/>
-        </w:rPr>
         <w:br/>
         <w:t>-- menu_items 由 UNIQUE(menu_id, recipe_id) 保证同菜谱不重复进入同一菜单。</w:t>
       </w:r>
@@ -19515,13 +18108,7 @@
           <w:lang w:eastAsia="zh-CN"/>
         </w:rPr>
         <w:lastRenderedPageBreak/>
-        <w:t xml:space="preserve">5.6 </w:t>
-      </w:r>
-      <w:r>
-        <w:rPr>
-          <w:lang w:eastAsia="zh-CN"/>
-        </w:rPr>
-        <w:t>智能推荐：四个用户输入维度</w:t>
+        <w:t>5.6 智能推荐：四个用户输入维度</w:t>
       </w:r>
     </w:p>
     <w:p>
@@ -19566,7 +18153,6 @@
               <w:ind w:firstLine="0"/>
               <w:jc w:val="center"/>
             </w:pPr>
-            <w:proofErr w:type="spellStart"/>
             <w:r>
               <w:rPr>
                 <w:rFonts w:ascii="Noto Sans CJK SC" w:eastAsia="Noto Sans CJK SC" w:hAnsi="Noto Sans CJK SC"/>
@@ -19575,7 +18161,6 @@
               </w:rPr>
               <w:t>维度</w:t>
             </w:r>
-            <w:proofErr w:type="spellEnd"/>
           </w:p>
         </w:tc>
         <w:tc>
@@ -19932,13 +18517,8 @@
         <w:ind w:firstLine="0"/>
       </w:pPr>
       <w:r>
-        <w:t xml:space="preserve">5.7 </w:t>
+        <w:t>5.7 忌口硬过滤与结构约束</w:t>
       </w:r>
-      <w:proofErr w:type="spellStart"/>
-      <w:r>
-        <w:t>忌口硬过滤与结构约束</w:t>
-      </w:r>
-      <w:proofErr w:type="spellEnd"/>
     </w:p>
     <w:p>
       <w:r>
@@ -19952,39 +18532,7 @@
         </w:rPr>
       </w:pPr>
       <w:r>
-        <w:t>菜单结构存入 recommendation_</w:t>
-      </w:r>
-      <w:proofErr w:type="gramStart"/>
-      <w:r>
-        <w:t>runs.menu</w:t>
-      </w:r>
-      <w:proofErr w:type="gramEnd"/>
-      <w:r>
-        <w:t>_structure。</w:t>
-      </w:r>
-      <w:proofErr w:type="gramStart"/>
-      <w:r>
-        <w:t>例如“</w:t>
-      </w:r>
-      <w:proofErr w:type="gramEnd"/>
-      <w:r>
-        <w:t>1荤+2素+1</w:t>
-      </w:r>
-      <w:proofErr w:type="gramStart"/>
-      <w:r>
-        <w:t>汤”要求</w:t>
-      </w:r>
-      <w:proofErr w:type="gramEnd"/>
-      <w:r>
-        <w:t xml:space="preserve"> Candidate </w:t>
-      </w:r>
-      <w:proofErr w:type="spellStart"/>
-      <w:r>
-        <w:t>对应类别槽位数量满足目标</w:t>
-      </w:r>
-      <w:proofErr w:type="spellEnd"/>
-      <w:r>
-        <w:t>。</w:t>
+        <w:t>菜单结构存入 recommendation_runs.menu_structure。例如“1荤+2素+1汤”要求 Candidate 对应类别槽位数量满足目标。</w:t>
       </w:r>
       <w:r>
         <w:rPr>
@@ -20000,13 +18548,8 @@
       </w:pPr>
       <w:r>
         <w:lastRenderedPageBreak/>
-        <w:t xml:space="preserve">5.8 </w:t>
+        <w:t>5.8 标签偏好评分</w:t>
       </w:r>
-      <w:proofErr w:type="spellStart"/>
-      <w:r>
-        <w:t>标签偏好评分</w:t>
-      </w:r>
-      <w:proofErr w:type="spellEnd"/>
     </w:p>
     <w:p>
       <w:r>
@@ -20026,21 +18569,7 @@
         <w:rPr>
           <w:lang w:eastAsia="zh-CN"/>
         </w:rPr>
-        <w:t xml:space="preserve">当前标签偏好得分为 </w:t>
-      </w:r>
-      <w:proofErr w:type="spellStart"/>
-      <w:r>
-        <w:rPr>
-          <w:lang w:eastAsia="zh-CN"/>
-        </w:rPr>
-        <w:t>TagScore</w:t>
-      </w:r>
-      <w:proofErr w:type="spellEnd"/>
-      <w:r>
-        <w:rPr>
-          <w:lang w:eastAsia="zh-CN"/>
-        </w:rPr>
-        <w:t xml:space="preserve"> = 30 × |M| / |S|；当 S 为空时得分为 0。三个标签匹配两个时得分为 20。Tag 只提供软偏好证据，不改变忌口、Recipe active、Family、结构等硬约束。</w:t>
+        <w:t>当前标签偏好得分为 TagScore = 30 × |M| / |S|；当 S 为空时得分为 0。三个标签匹配两个时得分为 20。Tag 只提供软偏好证据，不改变忌口、Recipe active、Family、结构等硬约束。</w:t>
       </w:r>
     </w:p>
     <w:p>
@@ -20053,21 +18582,7 @@
         <w:rPr>
           <w:lang w:eastAsia="zh-CN"/>
         </w:rPr>
-        <w:t xml:space="preserve">推荐解释最多使用少量匹配标签名称生成可理解原因；如果 Custom Tag 后续改名，新 Run 使用新名称，而历史 Candidate 已保存的 </w:t>
-      </w:r>
-      <w:proofErr w:type="spellStart"/>
-      <w:r>
-        <w:rPr>
-          <w:lang w:eastAsia="zh-CN"/>
-        </w:rPr>
-        <w:t>reason_text</w:t>
-      </w:r>
-      <w:proofErr w:type="spellEnd"/>
-      <w:r>
-        <w:rPr>
-          <w:lang w:eastAsia="zh-CN"/>
-        </w:rPr>
-        <w:t xml:space="preserve"> 不被重写。</w:t>
+        <w:t>推荐解释最多使用少量匹配标签名称生成可理解原因；如果 Custom Tag 后续改名，新 Run 使用新名称，而历史 Candidate 已保存的 reason_text 不被重写。</w:t>
       </w:r>
     </w:p>
     <w:p>
@@ -20082,47 +18597,12 @@
         <w:rPr>
           <w:lang w:eastAsia="zh-CN"/>
         </w:rPr>
-        <w:t xml:space="preserve">5.9 </w:t>
-      </w:r>
-      <w:r>
-        <w:rPr>
-          <w:lang w:eastAsia="zh-CN"/>
-        </w:rPr>
-        <w:t>准备时间估算与受控探索</w:t>
+        <w:t>5.9 准备时间估算与受控探索</w:t>
       </w:r>
     </w:p>
     <w:p>
-      <w:proofErr w:type="spellStart"/>
       <w:r>
-        <w:t>对多道菜的准备时间采用可解释近似：estimatedPrepMinutes</w:t>
-      </w:r>
-      <w:proofErr w:type="spellEnd"/>
-      <w:r>
-        <w:t xml:space="preserve"> = max(</w:t>
-      </w:r>
-      <w:proofErr w:type="spellStart"/>
-      <w:r>
-        <w:t>cook_minutes</w:t>
-      </w:r>
-      <w:proofErr w:type="spellEnd"/>
-      <w:r>
-        <w:t>) + ceil((sum(cook_minutes)-max(cook_minutes</w:t>
-      </w:r>
-      <w:proofErr w:type="gramStart"/>
-      <w:r>
-        <w:t>))×</w:t>
-      </w:r>
-      <w:proofErr w:type="gramEnd"/>
-      <w:r>
-        <w:t>0.</w:t>
-      </w:r>
-      <w:proofErr w:type="gramStart"/>
-      <w:r>
-        <w:t>5)。</w:t>
-      </w:r>
-      <w:proofErr w:type="gramEnd"/>
-      <w:r>
-        <w:t>该式认为最长菜品占据主路径，其余菜品部分准备过程可以并行。系统优先排序 within-time 候选；时间过紧时可返回 overtime Candidate 并明确提示预计超时。</w:t>
+        <w:t>对多道菜的准备时间采用可解释近似：estimatedPrepMinutes = max(cook_minutes) + ceil((sum(cook_minutes)-max(cook_minutes))×0.5)。该式认为最长菜品占据主路径，其余菜品部分准备过程可以并行。系统优先排序 within-time 候选；时间过紧时可返回 overtime Candidate 并明确提示预计超时。</w:t>
       </w:r>
     </w:p>
     <w:p>
@@ -20135,35 +18615,7 @@
         <w:rPr>
           <w:lang w:eastAsia="zh-CN"/>
         </w:rPr>
-        <w:t xml:space="preserve">在满足硬约束并完成质量排序后，系统在高质量候选范围内采用基于单次推荐会话种子的受控探索机制，以降低重复推荐，同时保证同一次 </w:t>
-      </w:r>
-      <w:proofErr w:type="spellStart"/>
-      <w:r>
-        <w:rPr>
-          <w:lang w:eastAsia="zh-CN"/>
-        </w:rPr>
-        <w:t>RecommendationRun</w:t>
-      </w:r>
-      <w:proofErr w:type="spellEnd"/>
-      <w:r>
-        <w:rPr>
-          <w:lang w:eastAsia="zh-CN"/>
-        </w:rPr>
-        <w:t xml:space="preserve"> 内候选结果稳定可复现。受控探索不改变忌口、结构和时间可行性规则，也不使用 </w:t>
-      </w:r>
-      <w:proofErr w:type="spellStart"/>
-      <w:r>
-        <w:rPr>
-          <w:lang w:eastAsia="zh-CN"/>
-        </w:rPr>
-        <w:t>Math.random</w:t>
-      </w:r>
-      <w:proofErr w:type="spellEnd"/>
-      <w:r>
-        <w:rPr>
-          <w:lang w:eastAsia="zh-CN"/>
-        </w:rPr>
-        <w:t>()。</w:t>
+        <w:t>在满足硬约束并完成质量排序后，系统在高质量候选范围内采用基于单次推荐会话种子的受控探索机制，以降低重复推荐，同时保证同一次 RecommendationRun 内候选结果稳定可复现。受控探索不改变忌口、结构和时间可行性规则，也不使用 Math.random()。</w:t>
       </w:r>
     </w:p>
     <w:tbl>
@@ -20242,39 +18694,12 @@
         <w:rPr>
           <w:lang w:eastAsia="zh-CN"/>
         </w:rPr>
-        <w:t xml:space="preserve">5.10 </w:t>
-      </w:r>
-      <w:r>
-        <w:rPr>
-          <w:lang w:eastAsia="zh-CN"/>
-        </w:rPr>
-        <w:t>推荐结果持久化与应用</w:t>
+        <w:t>5.10 推荐结果持久化与应用</w:t>
       </w:r>
     </w:p>
     <w:p>
-      <w:proofErr w:type="spellStart"/>
       <w:r>
-        <w:t>每次</w:t>
-      </w:r>
-      <w:proofErr w:type="spellEnd"/>
-      <w:r>
-        <w:t xml:space="preserve"> canonical </w:t>
-      </w:r>
-      <w:proofErr w:type="spellStart"/>
-      <w:r>
-        <w:t>推荐创建</w:t>
-      </w:r>
-      <w:proofErr w:type="spellEnd"/>
-      <w:r>
-        <w:t xml:space="preserve"> </w:t>
-      </w:r>
-      <w:proofErr w:type="spellStart"/>
-      <w:r>
-        <w:t>RecommendationRun，并保存</w:t>
-      </w:r>
-      <w:proofErr w:type="spellEnd"/>
-      <w:r>
-        <w:t xml:space="preserve"> menu_structure、session_preferences 等输入快照。最终最多持久化三个 RecommendationCandidate，每个 Candidate 保存 rank、estimated_prep_minutes、total_score、score_breakdown 和 reason_text；CandidateItem 保存具体槽位及 Recipe。</w:t>
+        <w:t>每次 canonical 推荐创建 RecommendationRun，并保存 menu_structure、session_preferences 等输入快照。最终最多持久化三个 RecommendationCandidate，每个 Candidate 保存 rank、estimated_prep_minutes、total_score、score_breakdown 和 reason_text；CandidateItem 保存具体槽位及 Recipe。</w:t>
       </w:r>
     </w:p>
     <w:p>
@@ -20382,23 +18807,7 @@
                 <w:color w:val="8C8C8C"/>
                 <w:sz w:val="20"/>
               </w:rPr>
-              <w:t xml:space="preserve">【此处插入：图5-10 Candidate </w:t>
-            </w:r>
-            <w:proofErr w:type="spellStart"/>
-            <w:r>
-              <w:rPr>
-                <w:color w:val="8C8C8C"/>
-                <w:sz w:val="20"/>
-              </w:rPr>
-              <w:t>应用后的菜单运行截图</w:t>
-            </w:r>
-            <w:proofErr w:type="spellEnd"/>
-            <w:r>
-              <w:rPr>
-                <w:color w:val="8C8C8C"/>
-                <w:sz w:val="20"/>
-              </w:rPr>
-              <w:t>】</w:t>
+              <w:t>【此处插入：图5-10 Candidate 应用后的菜单运行截图】</w:t>
             </w:r>
           </w:p>
         </w:tc>
@@ -20423,16 +18832,7 @@
         <w:ind w:firstLine="0"/>
       </w:pPr>
       <w:r>
-        <w:t>5.11 Feedback</w:t>
-      </w:r>
-      <w:r>
-        <w:t>、</w:t>
-      </w:r>
-      <w:r>
-        <w:t xml:space="preserve">Insights </w:t>
-      </w:r>
-      <w:r>
-        <w:t>与数据库查询</w:t>
+        <w:t>5.11 Feedback、Insights 与数据库查询</w:t>
       </w:r>
     </w:p>
     <w:p>
@@ -20461,79 +18861,24 @@
           <w:rFonts w:eastAsia="Consolas"/>
         </w:rPr>
         <w:t>SELECT category, COUNT(*) AS recipe_count,</w:t>
-      </w:r>
-      <w:r>
-        <w:rPr>
-          <w:rFonts w:eastAsia="Consolas"/>
-        </w:rPr>
         <w:br/>
         <w:t xml:space="preserve">       ROUND(AVG(cook_minutes),1) AS avg_minutes</w:t>
-      </w:r>
-      <w:r>
-        <w:rPr>
-          <w:rFonts w:eastAsia="Consolas"/>
-        </w:rPr>
         <w:br/>
         <w:t>FROM recipes</w:t>
-      </w:r>
-      <w:r>
-        <w:rPr>
-          <w:rFonts w:eastAsia="Consolas"/>
-        </w:rPr>
         <w:br/>
         <w:t>WHERE status='active'</w:t>
-      </w:r>
-      <w:r>
-        <w:rPr>
-          <w:rFonts w:eastAsia="Consolas"/>
-        </w:rPr>
         <w:br/>
         <w:t>GROUP BY category;</w:t>
-      </w:r>
-      <w:r>
-        <w:rPr>
-          <w:rFonts w:eastAsia="Consolas"/>
-        </w:rPr>
         <w:br/>
-      </w:r>
-      <w:r>
-        <w:rPr>
-          <w:rFonts w:eastAsia="Consolas"/>
-        </w:rPr>
         <w:br/>
         <w:t>SELECT r.title, COUNT(mi.id) AS used_count</w:t>
-      </w:r>
-      <w:r>
-        <w:rPr>
-          <w:rFonts w:eastAsia="Consolas"/>
-        </w:rPr>
         <w:br/>
         <w:t>FROM recipes r</w:t>
-      </w:r>
-      <w:r>
-        <w:rPr>
-          <w:rFonts w:eastAsia="Consolas"/>
-        </w:rPr>
         <w:br/>
-      </w:r>
-      <w:r>
-        <w:rPr>
-          <w:rFonts w:eastAsia="Consolas"/>
-        </w:rPr>
         <w:lastRenderedPageBreak/>
         <w:t>LEFT JOIN menu_items mi ON mi.recipe_id=r.id</w:t>
-      </w:r>
-      <w:r>
-        <w:rPr>
-          <w:rFonts w:eastAsia="Consolas"/>
-        </w:rPr>
         <w:br/>
         <w:t>GROUP BY r.id</w:t>
-      </w:r>
-      <w:r>
-        <w:rPr>
-          <w:rFonts w:eastAsia="Consolas"/>
-        </w:rPr>
         <w:br/>
         <w:t>ORDER BY used_count DESC;</w:t>
       </w:r>
@@ -20604,10 +18949,7 @@
         <w:ind w:firstLine="0"/>
       </w:pPr>
       <w:r>
-        <w:t xml:space="preserve">5.12 </w:t>
-      </w:r>
-      <w:r>
-        <w:t>数据库完整性实现</w:t>
+        <w:t>5.12 数据库完整性实现</w:t>
       </w:r>
     </w:p>
     <w:p>
@@ -20616,10 +18958,7 @@
         <w:ind w:firstLine="0"/>
       </w:pPr>
       <w:r>
-        <w:t xml:space="preserve">5.12.1 </w:t>
-      </w:r>
-      <w:r>
-        <w:t>实体完整性</w:t>
+        <w:t>5.12.1 实体完整性</w:t>
       </w:r>
     </w:p>
     <w:p>
@@ -20632,63 +18971,7 @@
         <w:rPr>
           <w:lang w:eastAsia="zh-CN"/>
         </w:rPr>
-        <w:t xml:space="preserve">所有核心实体均具有主键；多对多关系采用复合主键或唯一约束。例如 </w:t>
-      </w:r>
-      <w:proofErr w:type="spellStart"/>
-      <w:r>
-        <w:rPr>
-          <w:lang w:eastAsia="zh-CN"/>
-        </w:rPr>
-        <w:t>recipe_tags</w:t>
-      </w:r>
-      <w:proofErr w:type="spellEnd"/>
-      <w:r>
-        <w:rPr>
-          <w:lang w:eastAsia="zh-CN"/>
-        </w:rPr>
-        <w:t xml:space="preserve"> 使用 PRIMARY KEY(</w:t>
-      </w:r>
-      <w:proofErr w:type="spellStart"/>
-      <w:r>
-        <w:rPr>
-          <w:lang w:eastAsia="zh-CN"/>
-        </w:rPr>
-        <w:t>recipe_id,tag_id</w:t>
-      </w:r>
-      <w:proofErr w:type="spellEnd"/>
-      <w:r>
-        <w:rPr>
-          <w:lang w:eastAsia="zh-CN"/>
-        </w:rPr>
-        <w:t>)，</w:t>
-      </w:r>
-      <w:proofErr w:type="spellStart"/>
-      <w:r>
-        <w:rPr>
-          <w:lang w:eastAsia="zh-CN"/>
-        </w:rPr>
-        <w:t>recipe_ingredients</w:t>
-      </w:r>
-      <w:proofErr w:type="spellEnd"/>
-      <w:r>
-        <w:rPr>
-          <w:lang w:eastAsia="zh-CN"/>
-        </w:rPr>
-        <w:t xml:space="preserve"> 使用 PRIMARY KEY(</w:t>
-      </w:r>
-      <w:proofErr w:type="spellStart"/>
-      <w:r>
-        <w:rPr>
-          <w:lang w:eastAsia="zh-CN"/>
-        </w:rPr>
-        <w:t>recipe_id,ingredient_id</w:t>
-      </w:r>
-      <w:proofErr w:type="spellEnd"/>
-      <w:r>
-        <w:rPr>
-          <w:lang w:eastAsia="zh-CN"/>
-        </w:rPr>
-        <w:t>)，能够从数据库层禁止重复关系。</w:t>
+        <w:t>所有核心实体均具有主键；多对多关系采用复合主键或唯一约束。例如 recipe_tags 使用 PRIMARY KEY(recipe_id,tag_id)，recipe_ingredients 使用 PRIMARY KEY(recipe_id,ingredient_id)，能够从数据库层禁止重复关系。</w:t>
       </w:r>
     </w:p>
     <w:p>
@@ -20703,13 +18986,7 @@
         <w:rPr>
           <w:lang w:eastAsia="zh-CN"/>
         </w:rPr>
-        <w:t xml:space="preserve">5.12.2 </w:t>
-      </w:r>
-      <w:r>
-        <w:rPr>
-          <w:lang w:eastAsia="zh-CN"/>
-        </w:rPr>
-        <w:t>参照完整性</w:t>
+        <w:t>5.12.2 参照完整性</w:t>
       </w:r>
     </w:p>
     <w:p>
@@ -20722,63 +18999,7 @@
         <w:rPr>
           <w:lang w:eastAsia="zh-CN"/>
         </w:rPr>
-        <w:t>FK 保证成员、菜谱、标签、菜单、推荐和反馈不能引用不存在的主实体。根据历史保留需要设置不同删除策略：</w:t>
-      </w:r>
-      <w:proofErr w:type="spellStart"/>
-      <w:r>
-        <w:rPr>
-          <w:lang w:eastAsia="zh-CN"/>
-        </w:rPr>
-        <w:t>RecipeTag</w:t>
-      </w:r>
-      <w:proofErr w:type="spellEnd"/>
-      <w:r>
-        <w:rPr>
-          <w:lang w:eastAsia="zh-CN"/>
-        </w:rPr>
-        <w:t xml:space="preserve"> 对 Recipe 使用 CASCADE、对 </w:t>
-      </w:r>
-      <w:proofErr w:type="spellStart"/>
-      <w:r>
-        <w:rPr>
-          <w:lang w:eastAsia="zh-CN"/>
-        </w:rPr>
-        <w:t>TagDefinition</w:t>
-      </w:r>
-      <w:proofErr w:type="spellEnd"/>
-      <w:r>
-        <w:rPr>
-          <w:lang w:eastAsia="zh-CN"/>
-        </w:rPr>
-        <w:t xml:space="preserve"> 使用 RESTRICT；</w:t>
-      </w:r>
-      <w:proofErr w:type="spellStart"/>
-      <w:r>
-        <w:rPr>
-          <w:lang w:eastAsia="zh-CN"/>
-        </w:rPr>
-        <w:t>MenuItem</w:t>
-      </w:r>
-      <w:proofErr w:type="spellEnd"/>
-      <w:r>
-        <w:rPr>
-          <w:lang w:eastAsia="zh-CN"/>
-        </w:rPr>
-        <w:t xml:space="preserve"> 对 Menu 使用 CASCADE、对 Recipe 使用 RESTRICT；Menu 的 </w:t>
-      </w:r>
-      <w:proofErr w:type="spellStart"/>
-      <w:r>
-        <w:rPr>
-          <w:lang w:eastAsia="zh-CN"/>
-        </w:rPr>
-        <w:t>recommendation_run_id</w:t>
-      </w:r>
-      <w:proofErr w:type="spellEnd"/>
-      <w:r>
-        <w:rPr>
-          <w:lang w:eastAsia="zh-CN"/>
-        </w:rPr>
-        <w:t xml:space="preserve"> 在 Run 被删除时 SET NULL。</w:t>
+        <w:t>FK 保证成员、菜谱、标签、菜单、推荐和反馈不能引用不存在的主实体。根据历史保留需要设置不同删除策略：RecipeTag 对 Recipe 使用 CASCADE、对 TagDefinition 使用 RESTRICT；MenuItem 对 Menu 使用 CASCADE、对 Recipe 使用 RESTRICT；Menu 的 recommendation_run_id 在 Run 被删除时 SET NULL。</w:t>
       </w:r>
     </w:p>
     <w:p>
@@ -20788,13 +19009,8 @@
       </w:pPr>
       <w:r>
         <w:lastRenderedPageBreak/>
-        <w:t xml:space="preserve">5.12.3 </w:t>
+        <w:t>5.12.3 用户定义完整性</w:t>
       </w:r>
-      <w:proofErr w:type="spellStart"/>
-      <w:r>
-        <w:t>用户定义完整性</w:t>
-      </w:r>
-      <w:proofErr w:type="spellEnd"/>
     </w:p>
     <w:p>
       <w:r>
@@ -20807,10 +19023,7 @@
         <w:ind w:firstLine="0"/>
       </w:pPr>
       <w:r>
-        <w:t xml:space="preserve">5.13 Migration </w:t>
-      </w:r>
-      <w:r>
-        <w:t>与运行数据库一致性</w:t>
+        <w:t>5.13 Migration 与运行数据库一致性</w:t>
       </w:r>
     </w:p>
     <w:p>
@@ -20825,15 +19038,7 @@
         </w:rPr>
       </w:pPr>
       <w:r>
-        <w:t>迁移曾暴露两个工程问题：应用账户缺少 DROP 权限，以及 Windows mysql.exe 默认 GBK 与 UTF-8 migration 文件不一致。最终采用管理员账户执行结构迁移，并在 SQL/</w:t>
-      </w:r>
-      <w:proofErr w:type="spellStart"/>
-      <w:r>
-        <w:t>命令行两侧固定</w:t>
-      </w:r>
-      <w:proofErr w:type="spellEnd"/>
-      <w:r>
-        <w:t xml:space="preserve"> utf8mb4。</w:t>
+        <w:t>迁移曾暴露两个工程问题：应用账户缺少 DROP 权限，以及 Windows mysql.exe 默认 GBK 与 UTF-8 migration 文件不一致。最终采用管理员账户执行结构迁移，并在 SQL/命令行两侧固定 utf8mb4。</w:t>
       </w:r>
       <w:r>
         <w:rPr>
@@ -20848,13 +19053,8 @@
         <w:ind w:firstLine="0"/>
       </w:pPr>
       <w:r>
-        <w:t xml:space="preserve">5.14 </w:t>
+        <w:t>5.14 测试与验证</w:t>
       </w:r>
-      <w:proofErr w:type="spellStart"/>
-      <w:r>
-        <w:t>测试与验证</w:t>
-      </w:r>
-      <w:proofErr w:type="spellEnd"/>
     </w:p>
     <w:p>
       <w:r>
@@ -21040,7 +19240,7 @@
               <w:rPr>
                 <w:sz w:val="18"/>
               </w:rPr>
-              <w:t>34/34 PASS</w:t>
+              <w:t>46/46 PASS</w:t>
             </w:r>
           </w:p>
         </w:tc>
@@ -21100,7 +19300,7 @@
               <w:rPr>
                 <w:sz w:val="18"/>
               </w:rPr>
-              <w:t>114/114 PASS</w:t>
+              <w:t>143 项：140 PASS、3 FAIL</w:t>
             </w:r>
           </w:p>
         </w:tc>
@@ -21122,7 +19322,7 @@
                 <w:sz w:val="18"/>
                 <w:lang w:eastAsia="zh-CN"/>
               </w:rPr>
-              <w:t>记录时的小程序前端全量测试。</w:t>
+              <w:t>3 项为当前 UI 文案与旧 source-level 断言不一致，不能描述为全量通过。</w:t>
             </w:r>
           </w:p>
         </w:tc>
@@ -21164,7 +19364,7 @@
               <w:rPr>
                 <w:sz w:val="18"/>
               </w:rPr>
-              <w:t>171/172</w:t>
+              <w:t>192/192 PASS</w:t>
             </w:r>
           </w:p>
         </w:tc>
@@ -21182,7 +19382,7 @@
               <w:rPr>
                 <w:sz w:val="18"/>
               </w:rPr>
-              <w:t>唯一失败为 Windows 启动批处理 LF/CRLF 断言，与 Tag/DB 业务无关。</w:t>
+              <w:t>后端 Direct 当前全部通过；真实集成测试使用 smart_meal_test，不写入业务库 smart_meal。</w:t>
             </w:r>
           </w:p>
         </w:tc>
@@ -21356,13 +19556,7 @@
         <w:rPr>
           <w:lang w:eastAsia="zh-CN"/>
         </w:rPr>
-        <w:t xml:space="preserve">6.1 </w:t>
-      </w:r>
-      <w:r>
-        <w:rPr>
-          <w:lang w:eastAsia="zh-CN"/>
-        </w:rPr>
-        <w:t>系统完成情况</w:t>
+        <w:t>6.1 系统完成情况</w:t>
       </w:r>
     </w:p>
     <w:p>
@@ -21379,21 +19573,8 @@
       </w:r>
     </w:p>
     <w:p>
-      <w:proofErr w:type="spellStart"/>
       <w:r>
-        <w:t>数据库最终包含</w:t>
-      </w:r>
-      <w:proofErr w:type="spellEnd"/>
-      <w:r>
-        <w:t xml:space="preserve"> 19 </w:t>
-      </w:r>
-      <w:proofErr w:type="spellStart"/>
-      <w:r>
-        <w:t>张表。Tag</w:t>
-      </w:r>
-      <w:proofErr w:type="spellEnd"/>
-      <w:r>
-        <w:t xml:space="preserve"> V1 将原先不稳定的 tag_type/tag_value 元数据升级为独立 TagDefinition 与 RecipeTag 关系；Recommendation Refactor 将单菜式推荐升级为 RecommendationRun—Candidate—CandidateItem 的完整菜单候选结构，使推荐结果可以持久化、解释和重复读取。</w:t>
+        <w:t>数据库最终包含 19 张表。Tag V1 将原先不稳定的 tag_type/tag_value 元数据升级为独立 TagDefinition 与 RecipeTag 关系；Recommendation Refactor 将单菜式推荐升级为 RecommendationRun—Candidate—CandidateItem 的完整菜单候选结构，使推荐结果可以持久化、解释和重复读取。</w:t>
       </w:r>
     </w:p>
     <w:p>
@@ -21402,10 +19583,7 @@
         <w:ind w:firstLine="0"/>
       </w:pPr>
       <w:r>
-        <w:t xml:space="preserve">6.2 </w:t>
-      </w:r>
-      <w:r>
-        <w:t>系统特点与优点</w:t>
+        <w:t>6.2 系统特点与优点</w:t>
       </w:r>
     </w:p>
     <w:p>
@@ -21451,23 +19629,7 @@
         <w:ind w:left="420" w:firstLine="0"/>
       </w:pPr>
       <w:r>
-        <w:t xml:space="preserve">5.  </w:t>
-      </w:r>
-      <w:proofErr w:type="spellStart"/>
-      <w:r>
-        <w:t>推荐具有稳定性与多样性：同一</w:t>
-      </w:r>
-      <w:proofErr w:type="spellEnd"/>
-      <w:r>
-        <w:t xml:space="preserve"> Run </w:t>
-      </w:r>
-      <w:proofErr w:type="spellStart"/>
-      <w:r>
-        <w:t>可复现，新</w:t>
-      </w:r>
-      <w:proofErr w:type="spellEnd"/>
-      <w:r>
-        <w:t xml:space="preserve"> Run 在高质量窗口进行受控探索，避免完全随机。</w:t>
+        <w:t>5.  推荐具有稳定性与多样性：同一 Run 可复现，新 Run 在高质量窗口进行受控探索，避免完全随机。</w:t>
       </w:r>
     </w:p>
     <w:p>
@@ -21493,10 +19655,7 @@
         <w:ind w:firstLine="0"/>
       </w:pPr>
       <w:r>
-        <w:t xml:space="preserve">6.3 </w:t>
-      </w:r>
-      <w:r>
-        <w:t>系统不足与改进方向</w:t>
+        <w:t>6.3 系统不足与改进方向</w:t>
       </w:r>
     </w:p>
     <w:p>
@@ -21512,7 +19671,7 @@
         <w:ind w:left="420" w:firstLine="0"/>
       </w:pPr>
       <w:r>
-        <w:t>2.  当前一个用户同时仅支持一个 active Family，Family Switch、Owner Transfer、Owner Leave 和完整 Family 删除流程仍可扩展。</w:t>
+        <w:t>2.  当前一个用户同时仅支持一个 active Family，Owner Transfer 和 Owner Leave 约束已经实现；Family Switch 和完整 Family 删除流程仍可扩展。</w:t>
       </w:r>
     </w:p>
     <w:p>
@@ -21548,21 +19707,7 @@
         <w:rPr>
           <w:lang w:eastAsia="zh-CN"/>
         </w:rPr>
-        <w:t xml:space="preserve">5.  </w:t>
-      </w:r>
-      <w:proofErr w:type="spellStart"/>
-      <w:r>
-        <w:rPr>
-          <w:lang w:eastAsia="zh-CN"/>
-        </w:rPr>
-        <w:t>IngredientSeason</w:t>
-      </w:r>
-      <w:proofErr w:type="spellEnd"/>
-      <w:r>
-        <w:rPr>
-          <w:lang w:eastAsia="zh-CN"/>
-        </w:rPr>
-        <w:t xml:space="preserve"> 与营养字段目前主要作为辅助质量信息，未来可扩展为更完整的季节营养分析，但不应伪装为医学营养建议。</w:t>
+        <w:t>5.  IngredientSeason 与营养字段目前主要作为辅助质量信息，未来可扩展为更完整的季节营养分析，但不应伪装为医学营养建议。</w:t>
       </w:r>
     </w:p>
     <w:p>
@@ -21604,13 +19749,7 @@
         <w:rPr>
           <w:lang w:eastAsia="zh-CN"/>
         </w:rPr>
-        <w:t xml:space="preserve">6.4 </w:t>
-      </w:r>
-      <w:r>
-        <w:rPr>
-          <w:lang w:eastAsia="zh-CN"/>
-        </w:rPr>
-        <w:t>提交前仅需补充的图像材料</w:t>
+        <w:t>6.4 提交前仅需补充的图像材料</w:t>
       </w:r>
     </w:p>
     <w:p>
@@ -21624,6 +19763,64 @@
           <w:lang w:eastAsia="zh-CN"/>
         </w:rPr>
         <w:t>本版本按要求暂不插入图片和运行截图，已在正文对应位置预留图框。正式提交前只需将已经完成的四张 draw.io 图导出为清晰 PNG/SVG，并将微信开发者工具中的关键运行页面截图替换到对应图框中。除图像外，数据库字段和主体文字已经按当前 Schema 同步。</w:t>
+      </w:r>
+    </w:p>
+    <w:p>
+      <w:pPr>
+        <w:pStyle w:val="1"/>
+        <w:ind w:firstLine="0"/>
+      </w:pPr>
+      <w:r>
+        <w:t>七、当前版本交付同步说明</w:t>
+      </w:r>
+    </w:p>
+    <w:p>
+      <w:pPr>
+        <w:pStyle w:val="21"/>
+        <w:ind w:firstLine="0"/>
+      </w:pPr>
+      <w:r>
+        <w:t>7.1 当前功能与权限</w:t>
+      </w:r>
+    </w:p>
+    <w:p>
+      <w:pPr>
+        <w:ind w:firstLine="0"/>
+      </w:pPr>
+      <w:r>
+        <w:t>当前小程序采用全局强制登录闸门：未登录、Token 缺失或 Token 失效时只显示登录页，登录成功进入推荐页，退出登录直接返回登录页。用户名和头像属于全局 User 资料，在账号管理、设置、家庭成员和成员忌口页面共用。家庭角色为 owner、admin、member；普通成员可以读取和复制邀请码，Owner/Admin 可以修改家庭名称、刷新邀请码和管理成员，Owner 可以向 active 成员移交创建者身份。</w:t>
+      </w:r>
+    </w:p>
+    <w:p>
+      <w:pPr>
+        <w:ind w:firstLine="0"/>
+      </w:pPr>
+      <w:r>
+        <w:t>7.2 当前数据库与测试边界</w:t>
+      </w:r>
+    </w:p>
+    <w:p>
+      <w:pPr>
+        <w:ind w:firstLine="0"/>
+      </w:pPr>
+      <w:r>
+        <w:t>正式业务数据库为 smart_meal，当前 Schema 共 19 张表；smart_meal_test 仅用于 Real MySQL Integration。邀请码由服务端随机生成 6 位数字和大小写字母组合，数据库使用 ascii_bin 区分大小写，管理员刷新后旧码立即失效。当前 Backend Direct 为 192/192，Real MySQL Integration 为 46/46；小程序测试为 143 项，140 项通过、3 项为旧 UI 文案契约失败。</w:t>
+      </w:r>
+    </w:p>
+    <w:p>
+      <w:pPr>
+        <w:ind w:firstLine="0"/>
+      </w:pPr>
+      <w:r>
+        <w:t>7.3 上线准备</w:t>
+      </w:r>
+    </w:p>
+    <w:p>
+      <w:pPr>
+        <w:ind w:firstLine="0"/>
+      </w:pPr>
+      <w:r>
+        <w:t>上线时使用 smart_meal，配置生产 HTTPS API、微信合法域名、真实微信凭证、生产密钥、上传目录、备份和监控。已有旧库不能只执行家庭管理预检，应按 04～08、09、10 的数据库演进顺序完成升级；新库使用当前 01_schema.sql 初始化。</w:t>
       </w:r>
     </w:p>
     <w:sectPr>
